--- a/golden/uart/docs/word/01-可编程逻辑器件软件研制任务书.docx
+++ b/golden/uart/docs/word/01-可编程逻辑器件软件研制任务书.docx
@@ -45,7 +45,7 @@
             <w:r/>
             <w:r>
               <w:rPr>
-                <w:rFonts w:ascii="FangSong_GB2312" w:hAnsi="FangSong_GB2312" w:eastAsia="FangSong_GB2312" w:cs="FangSong_GB2312"/>
+                <w:rFonts w:ascii="Songti SC" w:hAnsi="Songti SC" w:eastAsia="Songti SC" w:cs="Songti SC"/>
                 <w:b/>
                 <w:sz w:val="18"/>
               </w:rPr>
@@ -72,7 +72,7 @@
             <w:r/>
             <w:r>
               <w:rPr>
-                <w:rFonts w:ascii="FangSong_GB2312" w:hAnsi="FangSong_GB2312" w:eastAsia="FangSong_GB2312" w:cs="FangSong_GB2312"/>
+                <w:rFonts w:ascii="Songti SC" w:hAnsi="Songti SC" w:eastAsia="Songti SC" w:cs="Songti SC"/>
                 <w:b/>
                 <w:sz w:val="18"/>
               </w:rPr>
@@ -100,7 +100,7 @@
             <w:r/>
             <w:r>
               <w:rPr>
-                <w:rFonts w:ascii="FangSong_GB2312" w:hAnsi="FangSong_GB2312" w:eastAsia="FangSong_GB2312" w:cs="FangSong_GB2312"/>
+                <w:rFonts w:ascii="Songti SC" w:hAnsi="Songti SC" w:eastAsia="Songti SC" w:cs="Songti SC"/>
                 <w:b w:val="0"/>
                 <w:sz w:val="18"/>
               </w:rPr>
@@ -126,11 +126,11 @@
             <w:r/>
             <w:r>
               <w:rPr>
-                <w:rFonts w:ascii="FangSong_GB2312" w:hAnsi="FangSong_GB2312" w:eastAsia="FangSong_GB2312" w:cs="FangSong_GB2312"/>
+                <w:rFonts w:ascii="Songti SC" w:hAnsi="Songti SC" w:eastAsia="Songti SC" w:cs="Songti SC"/>
                 <w:b w:val="0"/>
                 <w:sz w:val="18"/>
               </w:rPr>
-              <w:t>UART-DOC-001 / v2.3 candidate</w:t>
+              <w:t>UART-DOC-001 / v2.5 candidate</w:t>
             </w:r>
           </w:p>
         </w:tc>
@@ -154,7 +154,7 @@
             <w:r/>
             <w:r>
               <w:rPr>
-                <w:rFonts w:ascii="FangSong_GB2312" w:hAnsi="FangSong_GB2312" w:eastAsia="FangSong_GB2312" w:cs="FangSong_GB2312"/>
+                <w:rFonts w:ascii="Songti SC" w:hAnsi="Songti SC" w:eastAsia="Songti SC" w:cs="Songti SC"/>
                 <w:b w:val="0"/>
                 <w:sz w:val="18"/>
               </w:rPr>
@@ -180,7 +180,7 @@
             <w:r/>
             <w:r>
               <w:rPr>
-                <w:rFonts w:ascii="FangSong_GB2312" w:hAnsi="FangSong_GB2312" w:eastAsia="FangSong_GB2312" w:cs="FangSong_GB2312"/>
+                <w:rFonts w:ascii="Songti SC" w:hAnsi="Songti SC" w:eastAsia="Songti SC" w:cs="Songti SC"/>
                 <w:b w:val="0"/>
                 <w:sz w:val="18"/>
               </w:rPr>
@@ -208,7 +208,7 @@
             <w:r/>
             <w:r>
               <w:rPr>
-                <w:rFonts w:ascii="FangSong_GB2312" w:hAnsi="FangSong_GB2312" w:eastAsia="FangSong_GB2312" w:cs="FangSong_GB2312"/>
+                <w:rFonts w:ascii="Songti SC" w:hAnsi="Songti SC" w:eastAsia="Songti SC" w:cs="Songti SC"/>
                 <w:b w:val="0"/>
                 <w:sz w:val="18"/>
               </w:rPr>
@@ -234,11 +234,11 @@
             <w:r/>
             <w:r>
               <w:rPr>
-                <w:rFonts w:ascii="FangSong_GB2312" w:hAnsi="FangSong_GB2312" w:eastAsia="FangSong_GB2312" w:cs="FangSong_GB2312"/>
+                <w:rFonts w:ascii="Songti SC" w:hAnsi="Songti SC" w:eastAsia="Songti SC" w:cs="Songti SC"/>
                 <w:b w:val="0"/>
                 <w:sz w:val="18"/>
               </w:rPr>
-              <w:t>2026-08-27</w:t>
+              <w:t>2026-08-28</w:t>
             </w:r>
           </w:p>
         </w:tc>
@@ -262,7 +262,7 @@
             <w:r/>
             <w:r>
               <w:rPr>
-                <w:rFonts w:ascii="FangSong_GB2312" w:hAnsi="FangSong_GB2312" w:eastAsia="FangSong_GB2312" w:cs="FangSong_GB2312"/>
+                <w:rFonts w:ascii="Songti SC" w:hAnsi="Songti SC" w:eastAsia="Songti SC" w:cs="Songti SC"/>
                 <w:b w:val="0"/>
                 <w:sz w:val="18"/>
               </w:rPr>
@@ -288,7 +288,7 @@
             <w:r/>
             <w:r>
               <w:rPr>
-                <w:rFonts w:ascii="FangSong_GB2312" w:hAnsi="FangSong_GB2312" w:eastAsia="FangSong_GB2312" w:cs="FangSong_GB2312"/>
+                <w:rFonts w:ascii="Songti SC" w:hAnsi="Songti SC" w:eastAsia="Songti SC" w:cs="Songti SC"/>
                 <w:b w:val="0"/>
                 <w:sz w:val="18"/>
               </w:rPr>
@@ -316,7 +316,7 @@
             <w:r/>
             <w:r>
               <w:rPr>
-                <w:rFonts w:ascii="FangSong_GB2312" w:hAnsi="FangSong_GB2312" w:eastAsia="FangSong_GB2312" w:cs="FangSong_GB2312"/>
+                <w:rFonts w:ascii="Songti SC" w:hAnsi="Songti SC" w:eastAsia="Songti SC" w:cs="Songti SC"/>
                 <w:b w:val="0"/>
                 <w:sz w:val="18"/>
               </w:rPr>
@@ -342,7 +342,7 @@
             <w:r/>
             <w:r>
               <w:rPr>
-                <w:rFonts w:ascii="FangSong_GB2312" w:hAnsi="FangSong_GB2312" w:eastAsia="FangSong_GB2312" w:cs="FangSong_GB2312"/>
+                <w:rFonts w:ascii="Songti SC" w:hAnsi="Songti SC" w:eastAsia="Songti SC" w:cs="Songti SC"/>
                 <w:b w:val="0"/>
                 <w:sz w:val="18"/>
               </w:rPr>
@@ -370,7 +370,7 @@
             <w:r/>
             <w:r>
               <w:rPr>
-                <w:rFonts w:ascii="FangSong_GB2312" w:hAnsi="FangSong_GB2312" w:eastAsia="FangSong_GB2312" w:cs="FangSong_GB2312"/>
+                <w:rFonts w:ascii="Songti SC" w:hAnsi="Songti SC" w:eastAsia="Songti SC" w:cs="Songti SC"/>
                 <w:b w:val="0"/>
                 <w:sz w:val="18"/>
               </w:rPr>
@@ -396,7 +396,7 @@
             <w:r/>
             <w:r>
               <w:rPr>
-                <w:rFonts w:ascii="FangSong_GB2312" w:hAnsi="FangSong_GB2312" w:eastAsia="FangSong_GB2312" w:cs="FangSong_GB2312"/>
+                <w:rFonts w:ascii="Songti SC" w:hAnsi="Songti SC" w:eastAsia="Songti SC" w:cs="Songti SC"/>
                 <w:b w:val="0"/>
                 <w:sz w:val="18"/>
               </w:rPr>
@@ -424,7 +424,7 @@
             <w:r/>
             <w:r>
               <w:rPr>
-                <w:rFonts w:ascii="FangSong_GB2312" w:hAnsi="FangSong_GB2312" w:eastAsia="FangSong_GB2312" w:cs="FangSong_GB2312"/>
+                <w:rFonts w:ascii="Songti SC" w:hAnsi="Songti SC" w:eastAsia="Songti SC" w:cs="Songti SC"/>
                 <w:b w:val="0"/>
                 <w:sz w:val="18"/>
               </w:rPr>
@@ -450,7 +450,7 @@
             <w:r/>
             <w:r>
               <w:rPr>
-                <w:rFonts w:ascii="FangSong_GB2312" w:hAnsi="FangSong_GB2312" w:eastAsia="FangSong_GB2312" w:cs="FangSong_GB2312"/>
+                <w:rFonts w:ascii="Songti SC" w:hAnsi="Songti SC" w:eastAsia="Songti SC" w:cs="Songti SC"/>
                 <w:b w:val="0"/>
                 <w:sz w:val="18"/>
               </w:rPr>
@@ -478,7 +478,7 @@
             <w:r/>
             <w:r>
               <w:rPr>
-                <w:rFonts w:ascii="FangSong_GB2312" w:hAnsi="FangSong_GB2312" w:eastAsia="FangSong_GB2312" w:cs="FangSong_GB2312"/>
+                <w:rFonts w:ascii="Songti SC" w:hAnsi="Songti SC" w:eastAsia="Songti SC" w:cs="Songti SC"/>
                 <w:b w:val="0"/>
                 <w:sz w:val="18"/>
               </w:rPr>
@@ -504,7 +504,7 @@
             <w:r/>
             <w:r>
               <w:rPr>
-                <w:rFonts w:ascii="FangSong_GB2312" w:hAnsi="FangSong_GB2312" w:eastAsia="FangSong_GB2312" w:cs="FangSong_GB2312"/>
+                <w:rFonts w:ascii="Songti SC" w:hAnsi="Songti SC" w:eastAsia="Songti SC" w:cs="Songti SC"/>
                 <w:b w:val="0"/>
                 <w:sz w:val="18"/>
               </w:rPr>
@@ -569,7 +569,7 @@
             <w:r/>
             <w:r>
               <w:rPr>
-                <w:rFonts w:ascii="FangSong_GB2312" w:hAnsi="FangSong_GB2312" w:eastAsia="FangSong_GB2312" w:cs="FangSong_GB2312"/>
+                <w:rFonts w:ascii="Songti SC" w:hAnsi="Songti SC" w:eastAsia="Songti SC" w:cs="Songti SC"/>
                 <w:b/>
                 <w:sz w:val="18"/>
               </w:rPr>
@@ -596,7 +596,7 @@
             <w:r/>
             <w:r>
               <w:rPr>
-                <w:rFonts w:ascii="FangSong_GB2312" w:hAnsi="FangSong_GB2312" w:eastAsia="FangSong_GB2312" w:cs="FangSong_GB2312"/>
+                <w:rFonts w:ascii="Songti SC" w:hAnsi="Songti SC" w:eastAsia="Songti SC" w:cs="Songti SC"/>
                 <w:b/>
                 <w:sz w:val="18"/>
               </w:rPr>
@@ -623,7 +623,7 @@
             <w:r/>
             <w:r>
               <w:rPr>
-                <w:rFonts w:ascii="FangSong_GB2312" w:hAnsi="FangSong_GB2312" w:eastAsia="FangSong_GB2312" w:cs="FangSong_GB2312"/>
+                <w:rFonts w:ascii="Songti SC" w:hAnsi="Songti SC" w:eastAsia="Songti SC" w:cs="Songti SC"/>
                 <w:b/>
                 <w:sz w:val="18"/>
               </w:rPr>
@@ -650,7 +650,7 @@
             <w:r/>
             <w:r>
               <w:rPr>
-                <w:rFonts w:ascii="FangSong_GB2312" w:hAnsi="FangSong_GB2312" w:eastAsia="FangSong_GB2312" w:cs="FangSong_GB2312"/>
+                <w:rFonts w:ascii="Songti SC" w:hAnsi="Songti SC" w:eastAsia="Songti SC" w:cs="Songti SC"/>
                 <w:b/>
                 <w:sz w:val="18"/>
               </w:rPr>
@@ -678,11 +678,11 @@
             <w:r/>
             <w:r>
               <w:rPr>
-                <w:rFonts w:ascii="FangSong_GB2312" w:hAnsi="FangSong_GB2312" w:eastAsia="FangSong_GB2312" w:cs="FangSong_GB2312"/>
+                <w:rFonts w:ascii="Songti SC" w:hAnsi="Songti SC" w:eastAsia="Songti SC" w:cs="Songti SC"/>
                 <w:b w:val="0"/>
                 <w:sz w:val="18"/>
               </w:rPr>
-              <w:t>v2.3 candidate</w:t>
+              <w:t>v2.5 candidate</w:t>
             </w:r>
           </w:p>
         </w:tc>
@@ -704,11 +704,11 @@
             <w:r/>
             <w:r>
               <w:rPr>
-                <w:rFonts w:ascii="FangSong_GB2312" w:hAnsi="FangSong_GB2312" w:eastAsia="FangSong_GB2312" w:cs="FangSong_GB2312"/>
+                <w:rFonts w:ascii="Songti SC" w:hAnsi="Songti SC" w:eastAsia="Songti SC" w:cs="Songti SC"/>
                 <w:b w:val="0"/>
                 <w:sz w:val="18"/>
               </w:rPr>
-              <w:t>2026-08-27</w:t>
+              <w:t>2026-08-28</w:t>
             </w:r>
           </w:p>
         </w:tc>
@@ -730,11 +730,11 @@
             <w:r/>
             <w:r>
               <w:rPr>
-                <w:rFonts w:ascii="FangSong_GB2312" w:hAnsi="FangSong_GB2312" w:eastAsia="FangSong_GB2312" w:cs="FangSong_GB2312"/>
+                <w:rFonts w:ascii="Songti SC" w:hAnsi="Songti SC" w:eastAsia="Songti SC" w:cs="Songti SC"/>
                 <w:b w:val="0"/>
                 <w:sz w:val="18"/>
               </w:rPr>
-              <w:t>固化 690T 器件、通用核+板级包装拓扑、9600/115200 测试组合、项目低关键性+中等保证严谨度和全角色模型</w:t>
+              <w:t>纳入修订后 DIFF_SSTL15 的 Mac→66 直连完整 exploratory 技术证据；批准、实物修订和板测边界不变</w:t>
             </w:r>
           </w:p>
         </w:tc>
@@ -756,7 +756,7 @@
             <w:r/>
             <w:r>
               <w:rPr>
-                <w:rFonts w:ascii="FangSong_GB2312" w:hAnsi="FangSong_GB2312" w:eastAsia="FangSong_GB2312" w:cs="FangSong_GB2312"/>
+                <w:rFonts w:ascii="Songti SC" w:hAnsi="Songti SC" w:eastAsia="Songti SC" w:cs="Songti SC"/>
                 <w:b w:val="0"/>
                 <w:sz w:val="18"/>
               </w:rPr>
@@ -784,11 +784,11 @@
             <w:r/>
             <w:r>
               <w:rPr>
-                <w:rFonts w:ascii="FangSong_GB2312" w:hAnsi="FangSong_GB2312" w:eastAsia="FangSong_GB2312" w:cs="FangSong_GB2312"/>
+                <w:rFonts w:ascii="Songti SC" w:hAnsi="Songti SC" w:eastAsia="Songti SC" w:cs="Songti SC"/>
                 <w:b w:val="0"/>
                 <w:sz w:val="18"/>
               </w:rPr>
-              <w:t>v2.2 candidate</w:t>
+              <w:t>v2.4 candidate</w:t>
             </w:r>
           </w:p>
         </w:tc>
@@ -810,11 +810,11 @@
             <w:r/>
             <w:r>
               <w:rPr>
-                <w:rFonts w:ascii="FangSong_GB2312" w:hAnsi="FangSong_GB2312" w:eastAsia="FangSong_GB2312" w:cs="FangSong_GB2312"/>
+                <w:rFonts w:ascii="Songti SC" w:hAnsi="Songti SC" w:eastAsia="Songti SC" w:cs="Songti SC"/>
                 <w:b w:val="0"/>
                 <w:sz w:val="18"/>
               </w:rPr>
-              <w:t>2026-08-26</w:t>
+              <w:t>2026-08-27</w:t>
             </w:r>
           </w:p>
         </w:tc>
@@ -836,11 +836,28 @@
             <w:r/>
             <w:r>
               <w:rPr>
-                <w:rFonts w:ascii="FangSong_GB2312" w:hAnsi="FangSong_GB2312" w:eastAsia="FangSong_GB2312" w:cs="FangSong_GB2312"/>
+                <w:rFonts w:ascii="Songti SC" w:hAnsi="Songti SC" w:eastAsia="Songti SC" w:cs="Songti SC"/>
                 <w:b w:val="0"/>
                 <w:sz w:val="18"/>
               </w:rPr>
-              <w:t>纳入术语、通用开发、配置管理和 PLDS 测试标准参考，纠正已取得/缺失标准状态</w:t>
+              <w:t>固化 VC709/</w:t>
+            </w:r>
+            <w:r>
+              <w:rPr>
+                <w:rFonts w:ascii="Courier New" w:hAnsi="Courier New" w:eastAsia="Courier New" w:cs="Courier New"/>
+                <w:b w:val="0"/>
+                <w:color w:val="1F3A5F"/>
+                <w:sz w:val="17"/>
+              </w:rPr>
+              <w:t>xc7vx690tffg1761-2</w:t>
+            </w:r>
+            <w:r>
+              <w:rPr>
+                <w:rFonts w:ascii="Songti SC" w:hAnsi="Songti SC" w:eastAsia="Songti SC" w:cs="Songti SC"/>
+                <w:b w:val="0"/>
+                <w:sz w:val="18"/>
+              </w:rPr>
+              <w:t>、UG887/XTP213/Master XDC 板级候选事实与预码流技术证据，保留批准/实物修订/板测阻断</w:t>
             </w:r>
           </w:p>
         </w:tc>
@@ -862,7 +879,7 @@
             <w:r/>
             <w:r>
               <w:rPr>
-                <w:rFonts w:ascii="FangSong_GB2312" w:hAnsi="FangSong_GB2312" w:eastAsia="FangSong_GB2312" w:cs="FangSong_GB2312"/>
+                <w:rFonts w:ascii="Songti SC" w:hAnsi="Songti SC" w:eastAsia="Songti SC" w:cs="Songti SC"/>
                 <w:b w:val="0"/>
                 <w:sz w:val="18"/>
               </w:rPr>
@@ -890,11 +907,11 @@
             <w:r/>
             <w:r>
               <w:rPr>
-                <w:rFonts w:ascii="FangSong_GB2312" w:hAnsi="FangSong_GB2312" w:eastAsia="FangSong_GB2312" w:cs="FangSong_GB2312"/>
+                <w:rFonts w:ascii="Songti SC" w:hAnsi="Songti SC" w:eastAsia="Songti SC" w:cs="Songti SC"/>
                 <w:b w:val="0"/>
                 <w:sz w:val="18"/>
               </w:rPr>
-              <w:t>v2.1 candidate</w:t>
+              <w:t>v2.3 candidate</w:t>
             </w:r>
           </w:p>
         </w:tc>
@@ -916,11 +933,11 @@
             <w:r/>
             <w:r>
               <w:rPr>
-                <w:rFonts w:ascii="FangSong_GB2312" w:hAnsi="FangSong_GB2312" w:eastAsia="FangSong_GB2312" w:cs="FangSong_GB2312"/>
+                <w:rFonts w:ascii="Songti SC" w:hAnsi="Songti SC" w:eastAsia="Songti SC" w:cs="Songti SC"/>
                 <w:b w:val="0"/>
                 <w:sz w:val="18"/>
               </w:rPr>
-              <w:t>2026-08-26</w:t>
+              <w:t>2026-08-27</w:t>
             </w:r>
           </w:p>
         </w:tc>
@@ -942,11 +959,11 @@
             <w:r/>
             <w:r>
               <w:rPr>
-                <w:rFonts w:ascii="FangSong_GB2312" w:hAnsi="FangSong_GB2312" w:eastAsia="FangSong_GB2312" w:cs="FangSong_GB2312"/>
+                <w:rFonts w:ascii="Songti SC" w:hAnsi="Songti SC" w:eastAsia="Songti SC" w:cs="Songti SC"/>
                 <w:b w:val="0"/>
                 <w:sz w:val="18"/>
               </w:rPr>
-              <w:t>纳入 GJB 438B-2009 通用文档标准，澄清与 GJB 9764-2020 的适用关系和剩余标准缺口</w:t>
+              <w:t>固化 690T 器件、通用核+板级包装拓扑、9600/115200 测试组合、项目低关键性+中等保证严谨度和全角色模型</w:t>
             </w:r>
           </w:p>
         </w:tc>
@@ -968,7 +985,7 @@
             <w:r/>
             <w:r>
               <w:rPr>
-                <w:rFonts w:ascii="FangSong_GB2312" w:hAnsi="FangSong_GB2312" w:eastAsia="FangSong_GB2312" w:cs="FangSong_GB2312"/>
+                <w:rFonts w:ascii="Songti SC" w:hAnsi="Songti SC" w:eastAsia="Songti SC" w:cs="Songti SC"/>
                 <w:b w:val="0"/>
                 <w:sz w:val="18"/>
               </w:rPr>
@@ -996,7 +1013,219 @@
             <w:r/>
             <w:r>
               <w:rPr>
-                <w:rFonts w:ascii="FangSong_GB2312" w:hAnsi="FangSong_GB2312" w:eastAsia="FangSong_GB2312" w:cs="FangSong_GB2312"/>
+                <w:rFonts w:ascii="Songti SC" w:hAnsi="Songti SC" w:eastAsia="Songti SC" w:cs="Songti SC"/>
+                <w:b w:val="0"/>
+                <w:sz w:val="18"/>
+              </w:rPr>
+              <w:t>v2.2 candidate</w:t>
+            </w:r>
+          </w:p>
+        </w:tc>
+        <w:tc>
+          <w:tcPr>
+            <w:tcW w:type="dxa" w:w="1805"/>
+            <w:vAlign w:val="center"/>
+            <w:tcMar>
+              <w:top w:w="80" w:type="dxa"/>
+              <w:start w:w="120" w:type="dxa"/>
+              <w:bottom w:w="80" w:type="dxa"/>
+              <w:end w:w="120" w:type="dxa"/>
+            </w:tcMar>
+          </w:tcPr>
+          <w:p>
+            <w:pPr>
+              <w:spacing w:after="0"/>
+            </w:pPr>
+            <w:r/>
+            <w:r>
+              <w:rPr>
+                <w:rFonts w:ascii="Songti SC" w:hAnsi="Songti SC" w:eastAsia="Songti SC" w:cs="Songti SC"/>
+                <w:b w:val="0"/>
+                <w:sz w:val="18"/>
+              </w:rPr>
+              <w:t>2026-08-26</w:t>
+            </w:r>
+          </w:p>
+        </w:tc>
+        <w:tc>
+          <w:tcPr>
+            <w:tcW w:type="dxa" w:w="4059"/>
+            <w:vAlign w:val="center"/>
+            <w:tcMar>
+              <w:top w:w="80" w:type="dxa"/>
+              <w:start w:w="120" w:type="dxa"/>
+              <w:bottom w:w="80" w:type="dxa"/>
+              <w:end w:w="120" w:type="dxa"/>
+            </w:tcMar>
+          </w:tcPr>
+          <w:p>
+            <w:pPr>
+              <w:spacing w:after="0"/>
+            </w:pPr>
+            <w:r/>
+            <w:r>
+              <w:rPr>
+                <w:rFonts w:ascii="Songti SC" w:hAnsi="Songti SC" w:eastAsia="Songti SC" w:cs="Songti SC"/>
+                <w:b w:val="0"/>
+                <w:sz w:val="18"/>
+              </w:rPr>
+              <w:t>纳入术语、通用开发、配置管理和 PLDS 测试标准参考，纠正已取得/缺失标准状态</w:t>
+            </w:r>
+          </w:p>
+        </w:tc>
+        <w:tc>
+          <w:tcPr>
+            <w:tcW w:type="dxa" w:w="1807"/>
+            <w:vAlign w:val="center"/>
+            <w:tcMar>
+              <w:top w:w="80" w:type="dxa"/>
+              <w:start w:w="120" w:type="dxa"/>
+              <w:bottom w:w="80" w:type="dxa"/>
+              <w:end w:w="120" w:type="dxa"/>
+            </w:tcMar>
+          </w:tcPr>
+          <w:p>
+            <w:pPr>
+              <w:spacing w:after="0"/>
+            </w:pPr>
+            <w:r/>
+            <w:r>
+              <w:rPr>
+                <w:rFonts w:ascii="Songti SC" w:hAnsi="Songti SC" w:eastAsia="Songti SC" w:cs="Songti SC"/>
+                <w:b w:val="0"/>
+                <w:sz w:val="18"/>
+              </w:rPr>
+              <w:t>Agent 辅助拟制，待授权角色确认</w:t>
+            </w:r>
+          </w:p>
+        </w:tc>
+      </w:tr>
+      <w:tr>
+        <w:tc>
+          <w:tcPr>
+            <w:tcW w:type="dxa" w:w="1354"/>
+            <w:vAlign w:val="center"/>
+            <w:tcMar>
+              <w:top w:w="80" w:type="dxa"/>
+              <w:start w:w="120" w:type="dxa"/>
+              <w:bottom w:w="80" w:type="dxa"/>
+              <w:end w:w="120" w:type="dxa"/>
+            </w:tcMar>
+          </w:tcPr>
+          <w:p>
+            <w:pPr>
+              <w:spacing w:after="0"/>
+            </w:pPr>
+            <w:r/>
+            <w:r>
+              <w:rPr>
+                <w:rFonts w:ascii="Songti SC" w:hAnsi="Songti SC" w:eastAsia="Songti SC" w:cs="Songti SC"/>
+                <w:b w:val="0"/>
+                <w:sz w:val="18"/>
+              </w:rPr>
+              <w:t>v2.1 candidate</w:t>
+            </w:r>
+          </w:p>
+        </w:tc>
+        <w:tc>
+          <w:tcPr>
+            <w:tcW w:type="dxa" w:w="1805"/>
+            <w:vAlign w:val="center"/>
+            <w:tcMar>
+              <w:top w:w="80" w:type="dxa"/>
+              <w:start w:w="120" w:type="dxa"/>
+              <w:bottom w:w="80" w:type="dxa"/>
+              <w:end w:w="120" w:type="dxa"/>
+            </w:tcMar>
+          </w:tcPr>
+          <w:p>
+            <w:pPr>
+              <w:spacing w:after="0"/>
+            </w:pPr>
+            <w:r/>
+            <w:r>
+              <w:rPr>
+                <w:rFonts w:ascii="Songti SC" w:hAnsi="Songti SC" w:eastAsia="Songti SC" w:cs="Songti SC"/>
+                <w:b w:val="0"/>
+                <w:sz w:val="18"/>
+              </w:rPr>
+              <w:t>2026-08-26</w:t>
+            </w:r>
+          </w:p>
+        </w:tc>
+        <w:tc>
+          <w:tcPr>
+            <w:tcW w:type="dxa" w:w="4059"/>
+            <w:vAlign w:val="center"/>
+            <w:tcMar>
+              <w:top w:w="80" w:type="dxa"/>
+              <w:start w:w="120" w:type="dxa"/>
+              <w:bottom w:w="80" w:type="dxa"/>
+              <w:end w:w="120" w:type="dxa"/>
+            </w:tcMar>
+          </w:tcPr>
+          <w:p>
+            <w:pPr>
+              <w:spacing w:after="0"/>
+            </w:pPr>
+            <w:r/>
+            <w:r>
+              <w:rPr>
+                <w:rFonts w:ascii="Songti SC" w:hAnsi="Songti SC" w:eastAsia="Songti SC" w:cs="Songti SC"/>
+                <w:b w:val="0"/>
+                <w:sz w:val="18"/>
+              </w:rPr>
+              <w:t>纳入 GJB 438B-2009 通用文档标准，澄清与 GJB 9764-2020 的适用关系和剩余标准缺口</w:t>
+            </w:r>
+          </w:p>
+        </w:tc>
+        <w:tc>
+          <w:tcPr>
+            <w:tcW w:type="dxa" w:w="1807"/>
+            <w:vAlign w:val="center"/>
+            <w:tcMar>
+              <w:top w:w="80" w:type="dxa"/>
+              <w:start w:w="120" w:type="dxa"/>
+              <w:bottom w:w="80" w:type="dxa"/>
+              <w:end w:w="120" w:type="dxa"/>
+            </w:tcMar>
+          </w:tcPr>
+          <w:p>
+            <w:pPr>
+              <w:spacing w:after="0"/>
+            </w:pPr>
+            <w:r/>
+            <w:r>
+              <w:rPr>
+                <w:rFonts w:ascii="Songti SC" w:hAnsi="Songti SC" w:eastAsia="Songti SC" w:cs="Songti SC"/>
+                <w:b w:val="0"/>
+                <w:sz w:val="18"/>
+              </w:rPr>
+              <w:t>Agent 辅助拟制，待授权角色确认</w:t>
+            </w:r>
+          </w:p>
+        </w:tc>
+      </w:tr>
+      <w:tr>
+        <w:tc>
+          <w:tcPr>
+            <w:tcW w:type="dxa" w:w="1354"/>
+            <w:vAlign w:val="center"/>
+            <w:tcMar>
+              <w:top w:w="80" w:type="dxa"/>
+              <w:start w:w="120" w:type="dxa"/>
+              <w:bottom w:w="80" w:type="dxa"/>
+              <w:end w:w="120" w:type="dxa"/>
+            </w:tcMar>
+          </w:tcPr>
+          <w:p>
+            <w:pPr>
+              <w:spacing w:after="0"/>
+            </w:pPr>
+            <w:r/>
+            <w:r>
+              <w:rPr>
+                <w:rFonts w:ascii="Songti SC" w:hAnsi="Songti SC" w:eastAsia="Songti SC" w:cs="Songti SC"/>
                 <w:b w:val="0"/>
                 <w:sz w:val="18"/>
               </w:rPr>
@@ -1022,7 +1251,7 @@
             <w:r/>
             <w:r>
               <w:rPr>
-                <w:rFonts w:ascii="FangSong_GB2312" w:hAnsi="FangSong_GB2312" w:eastAsia="FangSong_GB2312" w:cs="FangSong_GB2312"/>
+                <w:rFonts w:ascii="Songti SC" w:hAnsi="Songti SC" w:eastAsia="Songti SC" w:cs="Songti SC"/>
                 <w:b w:val="0"/>
                 <w:sz w:val="18"/>
               </w:rPr>
@@ -1048,7 +1277,7 @@
             <w:r/>
             <w:r>
               <w:rPr>
-                <w:rFonts w:ascii="FangSong_GB2312" w:hAnsi="FangSong_GB2312" w:eastAsia="FangSong_GB2312" w:cs="FangSong_GB2312"/>
+                <w:rFonts w:ascii="Songti SC" w:hAnsi="Songti SC" w:eastAsia="Songti SC" w:cs="Songti SC"/>
                 <w:b w:val="0"/>
                 <w:sz w:val="18"/>
               </w:rPr>
@@ -1074,7 +1303,7 @@
             <w:r/>
             <w:r>
               <w:rPr>
-                <w:rFonts w:ascii="FangSong_GB2312" w:hAnsi="FangSong_GB2312" w:eastAsia="FangSong_GB2312" w:cs="FangSong_GB2312"/>
+                <w:rFonts w:ascii="Songti SC" w:hAnsi="Songti SC" w:eastAsia="Songti SC" w:cs="Songti SC"/>
                 <w:b w:val="0"/>
                 <w:sz w:val="18"/>
               </w:rPr>
@@ -1112,7 +1341,7 @@
       </w:pPr>
       <w:r>
         <w:rPr>
-          <w:rFonts w:ascii="FangSong_GB2312" w:hAnsi="FangSong_GB2312" w:eastAsia="FangSong_GB2312" w:cs="FangSong_GB2312"/>
+          <w:rFonts w:ascii="Songti SC" w:hAnsi="Songti SC" w:eastAsia="Songti SC" w:cs="Songti SC"/>
           <w:b w:val="0"/>
           <w:sz w:val="22"/>
         </w:rPr>
@@ -1129,7 +1358,7 @@
       </w:pPr>
       <w:r>
         <w:rPr>
-          <w:rFonts w:ascii="FangSong_GB2312" w:hAnsi="FangSong_GB2312" w:eastAsia="FangSong_GB2312" w:cs="FangSong_GB2312"/>
+          <w:rFonts w:ascii="Songti SC" w:hAnsi="Songti SC" w:eastAsia="Songti SC" w:cs="Songti SC"/>
           <w:b w:val="0"/>
           <w:sz w:val="22"/>
         </w:rPr>
@@ -1146,7 +1375,7 @@
       </w:pPr>
       <w:r>
         <w:rPr>
-          <w:rFonts w:ascii="FangSong_GB2312" w:hAnsi="FangSong_GB2312" w:eastAsia="FangSong_GB2312" w:cs="FangSong_GB2312"/>
+          <w:rFonts w:ascii="Songti SC" w:hAnsi="Songti SC" w:eastAsia="Songti SC" w:cs="Songti SC"/>
           <w:b w:val="0"/>
           <w:sz w:val="22"/>
         </w:rPr>
@@ -1163,7 +1392,7 @@
       </w:pPr>
       <w:r>
         <w:rPr>
-          <w:rFonts w:ascii="FangSong_GB2312" w:hAnsi="FangSong_GB2312" w:eastAsia="FangSong_GB2312" w:cs="FangSong_GB2312"/>
+          <w:rFonts w:ascii="Songti SC" w:hAnsi="Songti SC" w:eastAsia="Songti SC" w:cs="Songti SC"/>
           <w:b w:val="0"/>
           <w:sz w:val="22"/>
         </w:rPr>
@@ -1180,7 +1409,7 @@
       </w:pPr>
       <w:r>
         <w:rPr>
-          <w:rFonts w:ascii="FangSong_GB2312" w:hAnsi="FangSong_GB2312" w:eastAsia="FangSong_GB2312" w:cs="FangSong_GB2312"/>
+          <w:rFonts w:ascii="Songti SC" w:hAnsi="Songti SC" w:eastAsia="Songti SC" w:cs="Songti SC"/>
           <w:b w:val="0"/>
           <w:sz w:val="22"/>
         </w:rPr>
@@ -1197,7 +1426,7 @@
       </w:pPr>
       <w:r>
         <w:rPr>
-          <w:rFonts w:ascii="FangSong_GB2312" w:hAnsi="FangSong_GB2312" w:eastAsia="FangSong_GB2312" w:cs="FangSong_GB2312"/>
+          <w:rFonts w:ascii="Songti SC" w:hAnsi="Songti SC" w:eastAsia="Songti SC" w:cs="Songti SC"/>
           <w:b w:val="0"/>
           <w:sz w:val="22"/>
         </w:rPr>
@@ -1214,7 +1443,7 @@
       </w:pPr>
       <w:r>
         <w:rPr>
-          <w:rFonts w:ascii="FangSong_GB2312" w:hAnsi="FangSong_GB2312" w:eastAsia="FangSong_GB2312" w:cs="FangSong_GB2312"/>
+          <w:rFonts w:ascii="Songti SC" w:hAnsi="Songti SC" w:eastAsia="Songti SC" w:cs="Songti SC"/>
           <w:b w:val="0"/>
           <w:sz w:val="22"/>
         </w:rPr>
@@ -1231,7 +1460,7 @@
       </w:pPr>
       <w:r>
         <w:rPr>
-          <w:rFonts w:ascii="FangSong_GB2312" w:hAnsi="FangSong_GB2312" w:eastAsia="FangSong_GB2312" w:cs="FangSong_GB2312"/>
+          <w:rFonts w:ascii="Songti SC" w:hAnsi="Songti SC" w:eastAsia="Songti SC" w:cs="Songti SC"/>
           <w:b w:val="0"/>
           <w:sz w:val="22"/>
         </w:rPr>
@@ -1248,7 +1477,7 @@
       </w:pPr>
       <w:r>
         <w:rPr>
-          <w:rFonts w:ascii="FangSong_GB2312" w:hAnsi="FangSong_GB2312" w:eastAsia="FangSong_GB2312" w:cs="FangSong_GB2312"/>
+          <w:rFonts w:ascii="Songti SC" w:hAnsi="Songti SC" w:eastAsia="Songti SC" w:cs="Songti SC"/>
           <w:b w:val="0"/>
           <w:sz w:val="22"/>
         </w:rPr>
@@ -1265,7 +1494,7 @@
       </w:pPr>
       <w:r>
         <w:rPr>
-          <w:rFonts w:ascii="FangSong_GB2312" w:hAnsi="FangSong_GB2312" w:eastAsia="FangSong_GB2312" w:cs="FangSong_GB2312"/>
+          <w:rFonts w:ascii="Songti SC" w:hAnsi="Songti SC" w:eastAsia="Songti SC" w:cs="Songti SC"/>
           <w:b w:val="0"/>
           <w:sz w:val="22"/>
         </w:rPr>
@@ -1282,7 +1511,7 @@
       </w:pPr>
       <w:r>
         <w:rPr>
-          <w:rFonts w:ascii="FangSong_GB2312" w:hAnsi="FangSong_GB2312" w:eastAsia="FangSong_GB2312" w:cs="FangSong_GB2312"/>
+          <w:rFonts w:ascii="Songti SC" w:hAnsi="Songti SC" w:eastAsia="Songti SC" w:cs="Songti SC"/>
           <w:b w:val="0"/>
           <w:sz w:val="22"/>
         </w:rPr>
@@ -1316,7 +1545,7 @@
       </w:pPr>
       <w:r>
         <w:rPr>
-          <w:rFonts w:ascii="FangSong_GB2312" w:hAnsi="FangSong_GB2312" w:eastAsia="FangSong_GB2312" w:cs="FangSong_GB2312"/>
+          <w:rFonts w:ascii="Songti SC" w:hAnsi="Songti SC" w:eastAsia="Songti SC" w:cs="Songti SC"/>
           <w:b w:val="0"/>
           <w:sz w:val="22"/>
         </w:rPr>
@@ -1333,11 +1562,11 @@
       </w:r>
       <w:r>
         <w:rPr>
-          <w:rFonts w:ascii="FangSong_GB2312" w:hAnsi="FangSong_GB2312" w:eastAsia="FangSong_GB2312" w:cs="FangSong_GB2312"/>
+          <w:rFonts w:ascii="Songti SC" w:hAnsi="Songti SC" w:eastAsia="Songti SC" w:cs="Songti SC"/>
           <w:b w:val="0"/>
           <w:sz w:val="22"/>
         </w:rPr>
-        <w:t xml:space="preserve">，预留板级包装顶层 </w:t>
+        <w:t xml:space="preserve">，板级包装顶层标识 </w:t>
       </w:r>
       <w:r>
         <w:rPr>
@@ -1350,11 +1579,11 @@
       </w:r>
       <w:r>
         <w:rPr>
-          <w:rFonts w:ascii="FangSong_GB2312" w:hAnsi="FangSong_GB2312" w:eastAsia="FangSong_GB2312" w:cs="FangSong_GB2312"/>
+          <w:rFonts w:ascii="Songti SC" w:hAnsi="Songti SC" w:eastAsia="Songti SC" w:cs="Songti SC"/>
           <w:b w:val="0"/>
           <w:sz w:val="22"/>
         </w:rPr>
-        <w:t xml:space="preserve">；目标器件为 AMD Xilinx Virtex-7 XC7VX690T，选定候选 Vivado part </w:t>
+        <w:t xml:space="preserve">；目标平台为 AMD/Xilinx VC709 Rev 1.0 候选板，目标器件为 XC7VX690T，选定 Vivado part </w:t>
       </w:r>
       <w:r>
         <w:rPr>
@@ -1367,28 +1596,11 @@
       </w:r>
       <w:r>
         <w:rPr>
-          <w:rFonts w:ascii="FangSong_GB2312" w:hAnsi="FangSong_GB2312" w:eastAsia="FangSong_GB2312" w:cs="FangSong_GB2312"/>
+          <w:rFonts w:ascii="Songti SC" w:hAnsi="Songti SC" w:eastAsia="Songti SC" w:cs="Songti SC"/>
           <w:b w:val="0"/>
           <w:sz w:val="22"/>
         </w:rPr>
-        <w:t xml:space="preserve">；文档版本为 v2.3 candidate，无发布号、批准基线或产品基线。该 part 须先由目标 Connector 执行 </w:t>
-      </w:r>
-      <w:r>
-        <w:rPr>
-          <w:rFonts w:ascii="Courier New" w:hAnsi="Courier New" w:eastAsia="Courier New" w:cs="Courier New"/>
-          <w:b w:val="0"/>
-          <w:color w:val="1F3A5F"/>
-          <w:sz w:val="21"/>
-        </w:rPr>
-        <w:t>get_parts -quiet xc7vx690t*</w:t>
-      </w:r>
-      <w:r>
-        <w:rPr>
-          <w:rFonts w:ascii="FangSong_GB2312" w:hAnsi="FangSong_GB2312" w:eastAsia="FangSong_GB2312" w:cs="FangSong_GB2312"/>
-          <w:b w:val="0"/>
-          <w:sz w:val="22"/>
-        </w:rPr>
-        <w:t xml:space="preserve"> 返回精确匹配；已知 worker-66 的 Vivado 2021.1 不包含它。</w:t>
+        <w:t>；文档版本为 v2.5 candidate，无发布号、批准基线或产品基线。真实 Connector/Vivado 2021.1 已通过 Mac→66 直连执行精确查询并完成修订后预码流实现，结果属于 exploratory/candidate 证据。</w:t>
       </w:r>
     </w:p>
     <w:p>
@@ -1405,7 +1617,7 @@
       </w:pPr>
       <w:r>
         <w:rPr>
-          <w:rFonts w:ascii="FangSong_GB2312" w:hAnsi="FangSong_GB2312" w:eastAsia="FangSong_GB2312" w:cs="FangSong_GB2312"/>
+          <w:rFonts w:ascii="Songti SC" w:hAnsi="Songti SC" w:eastAsia="Songti SC" w:cs="Songti SC"/>
           <w:b w:val="0"/>
           <w:sz w:val="22"/>
         </w:rPr>
@@ -1422,7 +1634,7 @@
       </w:r>
       <w:r>
         <w:rPr>
-          <w:rFonts w:ascii="FangSong_GB2312" w:hAnsi="FangSong_GB2312" w:eastAsia="FangSong_GB2312" w:cs="FangSong_GB2312"/>
+          <w:rFonts w:ascii="Songti SC" w:hAnsi="Songti SC" w:eastAsia="Songti SC" w:cs="Songti SC"/>
           <w:b w:val="0"/>
           <w:sz w:val="22"/>
         </w:rPr>
@@ -1439,7 +1651,7 @@
       </w:r>
       <w:r>
         <w:rPr>
-          <w:rFonts w:ascii="FangSong_GB2312" w:hAnsi="FangSong_GB2312" w:eastAsia="FangSong_GB2312" w:cs="FangSong_GB2312"/>
+          <w:rFonts w:ascii="Songti SC" w:hAnsi="Songti SC" w:eastAsia="Songti SC" w:cs="Songti SC"/>
           <w:b w:val="0"/>
           <w:sz w:val="22"/>
         </w:rPr>
@@ -1456,7 +1668,7 @@
       </w:r>
       <w:r>
         <w:rPr>
-          <w:rFonts w:ascii="FangSong_GB2312" w:hAnsi="FangSong_GB2312" w:eastAsia="FangSong_GB2312" w:cs="FangSong_GB2312"/>
+          <w:rFonts w:ascii="Songti SC" w:hAnsi="Songti SC" w:eastAsia="Songti SC" w:cs="Songti SC"/>
           <w:b w:val="0"/>
           <w:sz w:val="22"/>
         </w:rPr>
@@ -1477,7 +1689,7 @@
       </w:pPr>
       <w:r>
         <w:rPr>
-          <w:rFonts w:ascii="FangSong_GB2312" w:hAnsi="FangSong_GB2312" w:eastAsia="FangSong_GB2312" w:cs="FangSong_GB2312"/>
+          <w:rFonts w:ascii="Songti SC" w:hAnsi="Songti SC" w:eastAsia="Songti SC" w:cs="Songti SC"/>
           <w:b w:val="0"/>
           <w:sz w:val="22"/>
         </w:rPr>
@@ -1494,7 +1706,7 @@
       </w:r>
       <w:r>
         <w:rPr>
-          <w:rFonts w:ascii="FangSong_GB2312" w:hAnsi="FangSong_GB2312" w:eastAsia="FangSong_GB2312" w:cs="FangSong_GB2312"/>
+          <w:rFonts w:ascii="Songti SC" w:hAnsi="Songti SC" w:eastAsia="Songti SC" w:cs="Songti SC"/>
           <w:b w:val="0"/>
           <w:sz w:val="22"/>
         </w:rPr>
@@ -1546,7 +1758,7 @@
             <w:r/>
             <w:r>
               <w:rPr>
-                <w:rFonts w:ascii="FangSong_GB2312" w:hAnsi="FangSong_GB2312" w:eastAsia="FangSong_GB2312" w:cs="FangSong_GB2312"/>
+                <w:rFonts w:ascii="Songti SC" w:hAnsi="Songti SC" w:eastAsia="Songti SC" w:cs="Songti SC"/>
                 <w:b/>
                 <w:sz w:val="18"/>
               </w:rPr>
@@ -1573,7 +1785,7 @@
             <w:r/>
             <w:r>
               <w:rPr>
-                <w:rFonts w:ascii="FangSong_GB2312" w:hAnsi="FangSong_GB2312" w:eastAsia="FangSong_GB2312" w:cs="FangSong_GB2312"/>
+                <w:rFonts w:ascii="Songti SC" w:hAnsi="Songti SC" w:eastAsia="Songti SC" w:cs="Songti SC"/>
                 <w:b/>
                 <w:sz w:val="18"/>
               </w:rPr>
@@ -1600,7 +1812,7 @@
             <w:r/>
             <w:r>
               <w:rPr>
-                <w:rFonts w:ascii="FangSong_GB2312" w:hAnsi="FangSong_GB2312" w:eastAsia="FangSong_GB2312" w:cs="FangSong_GB2312"/>
+                <w:rFonts w:ascii="Songti SC" w:hAnsi="Songti SC" w:eastAsia="Songti SC" w:cs="Songti SC"/>
                 <w:b/>
                 <w:sz w:val="18"/>
               </w:rPr>
@@ -1627,7 +1839,7 @@
             <w:r/>
             <w:r>
               <w:rPr>
-                <w:rFonts w:ascii="FangSong_GB2312" w:hAnsi="FangSong_GB2312" w:eastAsia="FangSong_GB2312" w:cs="FangSong_GB2312"/>
+                <w:rFonts w:ascii="Songti SC" w:hAnsi="Songti SC" w:eastAsia="Songti SC" w:cs="Songti SC"/>
                 <w:b/>
                 <w:sz w:val="18"/>
               </w:rPr>
@@ -1655,7 +1867,7 @@
             <w:r/>
             <w:r>
               <w:rPr>
-                <w:rFonts w:ascii="FangSong_GB2312" w:hAnsi="FangSong_GB2312" w:eastAsia="FangSong_GB2312" w:cs="FangSong_GB2312"/>
+                <w:rFonts w:ascii="Songti SC" w:hAnsi="Songti SC" w:eastAsia="Songti SC" w:cs="Songti SC"/>
                 <w:b w:val="0"/>
                 <w:sz w:val="18"/>
               </w:rPr>
@@ -1681,7 +1893,7 @@
             <w:r/>
             <w:r>
               <w:rPr>
-                <w:rFonts w:ascii="FangSong_GB2312" w:hAnsi="FangSong_GB2312" w:eastAsia="FangSong_GB2312" w:cs="FangSong_GB2312"/>
+                <w:rFonts w:ascii="Songti SC" w:hAnsi="Songti SC" w:eastAsia="Songti SC" w:cs="Songti SC"/>
                 <w:b w:val="0"/>
                 <w:sz w:val="18"/>
               </w:rPr>
@@ -1707,7 +1919,7 @@
             <w:r/>
             <w:r>
               <w:rPr>
-                <w:rFonts w:ascii="FangSong_GB2312" w:hAnsi="FangSong_GB2312" w:eastAsia="FangSong_GB2312" w:cs="FangSong_GB2312"/>
+                <w:rFonts w:ascii="Songti SC" w:hAnsi="Songti SC" w:eastAsia="Songti SC" w:cs="Songti SC"/>
                 <w:b w:val="0"/>
                 <w:sz w:val="18"/>
               </w:rPr>
@@ -1733,7 +1945,7 @@
             <w:r/>
             <w:r>
               <w:rPr>
-                <w:rFonts w:ascii="FangSong_GB2312" w:hAnsi="FangSong_GB2312" w:eastAsia="FangSong_GB2312" w:cs="FangSong_GB2312"/>
+                <w:rFonts w:ascii="Songti SC" w:hAnsi="Songti SC" w:eastAsia="Songti SC" w:cs="Songti SC"/>
                 <w:b w:val="0"/>
                 <w:sz w:val="18"/>
               </w:rPr>
@@ -1761,7 +1973,7 @@
             <w:r/>
             <w:r>
               <w:rPr>
-                <w:rFonts w:ascii="FangSong_GB2312" w:hAnsi="FangSong_GB2312" w:eastAsia="FangSong_GB2312" w:cs="FangSong_GB2312"/>
+                <w:rFonts w:ascii="Songti SC" w:hAnsi="Songti SC" w:eastAsia="Songti SC" w:cs="Songti SC"/>
                 <w:b w:val="0"/>
                 <w:sz w:val="18"/>
               </w:rPr>
@@ -1787,7 +1999,7 @@
             <w:r/>
             <w:r>
               <w:rPr>
-                <w:rFonts w:ascii="FangSong_GB2312" w:hAnsi="FangSong_GB2312" w:eastAsia="FangSong_GB2312" w:cs="FangSong_GB2312"/>
+                <w:rFonts w:ascii="Songti SC" w:hAnsi="Songti SC" w:eastAsia="Songti SC" w:cs="Songti SC"/>
                 <w:b w:val="0"/>
                 <w:sz w:val="18"/>
               </w:rPr>
@@ -1813,7 +2025,7 @@
             <w:r/>
             <w:r>
               <w:rPr>
-                <w:rFonts w:ascii="FangSong_GB2312" w:hAnsi="FangSong_GB2312" w:eastAsia="FangSong_GB2312" w:cs="FangSong_GB2312"/>
+                <w:rFonts w:ascii="Songti SC" w:hAnsi="Songti SC" w:eastAsia="Songti SC" w:cs="Songti SC"/>
                 <w:b w:val="0"/>
                 <w:sz w:val="18"/>
               </w:rPr>
@@ -1839,7 +2051,7 @@
             <w:r/>
             <w:r>
               <w:rPr>
-                <w:rFonts w:ascii="FangSong_GB2312" w:hAnsi="FangSong_GB2312" w:eastAsia="FangSong_GB2312" w:cs="FangSong_GB2312"/>
+                <w:rFonts w:ascii="Songti SC" w:hAnsi="Songti SC" w:eastAsia="Songti SC" w:cs="Songti SC"/>
                 <w:b w:val="0"/>
                 <w:sz w:val="18"/>
               </w:rPr>
@@ -1867,7 +2079,7 @@
             <w:r/>
             <w:r>
               <w:rPr>
-                <w:rFonts w:ascii="FangSong_GB2312" w:hAnsi="FangSong_GB2312" w:eastAsia="FangSong_GB2312" w:cs="FangSong_GB2312"/>
+                <w:rFonts w:ascii="Songti SC" w:hAnsi="Songti SC" w:eastAsia="Songti SC" w:cs="Songti SC"/>
                 <w:b w:val="0"/>
                 <w:sz w:val="18"/>
               </w:rPr>
@@ -1893,7 +2105,7 @@
             <w:r/>
             <w:r>
               <w:rPr>
-                <w:rFonts w:ascii="FangSong_GB2312" w:hAnsi="FangSong_GB2312" w:eastAsia="FangSong_GB2312" w:cs="FangSong_GB2312"/>
+                <w:rFonts w:ascii="Songti SC" w:hAnsi="Songti SC" w:eastAsia="Songti SC" w:cs="Songti SC"/>
                 <w:b w:val="0"/>
                 <w:sz w:val="18"/>
               </w:rPr>
@@ -1919,7 +2131,7 @@
             <w:r/>
             <w:r>
               <w:rPr>
-                <w:rFonts w:ascii="FangSong_GB2312" w:hAnsi="FangSong_GB2312" w:eastAsia="FangSong_GB2312" w:cs="FangSong_GB2312"/>
+                <w:rFonts w:ascii="Songti SC" w:hAnsi="Songti SC" w:eastAsia="Songti SC" w:cs="Songti SC"/>
                 <w:b w:val="0"/>
                 <w:sz w:val="18"/>
               </w:rPr>
@@ -1945,7 +2157,7 @@
             <w:r/>
             <w:r>
               <w:rPr>
-                <w:rFonts w:ascii="FangSong_GB2312" w:hAnsi="FangSong_GB2312" w:eastAsia="FangSong_GB2312" w:cs="FangSong_GB2312"/>
+                <w:rFonts w:ascii="Songti SC" w:hAnsi="Songti SC" w:eastAsia="Songti SC" w:cs="Songti SC"/>
                 <w:b w:val="0"/>
                 <w:sz w:val="18"/>
               </w:rPr>
@@ -1973,7 +2185,7 @@
             <w:r/>
             <w:r>
               <w:rPr>
-                <w:rFonts w:ascii="FangSong_GB2312" w:hAnsi="FangSong_GB2312" w:eastAsia="FangSong_GB2312" w:cs="FangSong_GB2312"/>
+                <w:rFonts w:ascii="Songti SC" w:hAnsi="Songti SC" w:eastAsia="Songti SC" w:cs="Songti SC"/>
                 <w:b w:val="0"/>
                 <w:sz w:val="18"/>
               </w:rPr>
@@ -1999,7 +2211,7 @@
             <w:r/>
             <w:r>
               <w:rPr>
-                <w:rFonts w:ascii="FangSong_GB2312" w:hAnsi="FangSong_GB2312" w:eastAsia="FangSong_GB2312" w:cs="FangSong_GB2312"/>
+                <w:rFonts w:ascii="Songti SC" w:hAnsi="Songti SC" w:eastAsia="Songti SC" w:cs="Songti SC"/>
                 <w:b w:val="0"/>
                 <w:sz w:val="18"/>
               </w:rPr>
@@ -2025,7 +2237,7 @@
             <w:r/>
             <w:r>
               <w:rPr>
-                <w:rFonts w:ascii="FangSong_GB2312" w:hAnsi="FangSong_GB2312" w:eastAsia="FangSong_GB2312" w:cs="FangSong_GB2312"/>
+                <w:rFonts w:ascii="Songti SC" w:hAnsi="Songti SC" w:eastAsia="Songti SC" w:cs="Songti SC"/>
                 <w:b w:val="0"/>
                 <w:sz w:val="18"/>
               </w:rPr>
@@ -2051,7 +2263,7 @@
             <w:r/>
             <w:r>
               <w:rPr>
-                <w:rFonts w:ascii="FangSong_GB2312" w:hAnsi="FangSong_GB2312" w:eastAsia="FangSong_GB2312" w:cs="FangSong_GB2312"/>
+                <w:rFonts w:ascii="Songti SC" w:hAnsi="Songti SC" w:eastAsia="Songti SC" w:cs="Songti SC"/>
                 <w:b w:val="0"/>
                 <w:sz w:val="18"/>
               </w:rPr>
@@ -2079,7 +2291,7 @@
             <w:r/>
             <w:r>
               <w:rPr>
-                <w:rFonts w:ascii="FangSong_GB2312" w:hAnsi="FangSong_GB2312" w:eastAsia="FangSong_GB2312" w:cs="FangSong_GB2312"/>
+                <w:rFonts w:ascii="Songti SC" w:hAnsi="Songti SC" w:eastAsia="Songti SC" w:cs="Songti SC"/>
                 <w:b w:val="0"/>
                 <w:sz w:val="18"/>
               </w:rPr>
@@ -2105,7 +2317,7 @@
             <w:r/>
             <w:r>
               <w:rPr>
-                <w:rFonts w:ascii="FangSong_GB2312" w:hAnsi="FangSong_GB2312" w:eastAsia="FangSong_GB2312" w:cs="FangSong_GB2312"/>
+                <w:rFonts w:ascii="Songti SC" w:hAnsi="Songti SC" w:eastAsia="Songti SC" w:cs="Songti SC"/>
                 <w:b w:val="0"/>
                 <w:sz w:val="18"/>
               </w:rPr>
@@ -2131,7 +2343,7 @@
             <w:r/>
             <w:r>
               <w:rPr>
-                <w:rFonts w:ascii="FangSong_GB2312" w:hAnsi="FangSong_GB2312" w:eastAsia="FangSong_GB2312" w:cs="FangSong_GB2312"/>
+                <w:rFonts w:ascii="Songti SC" w:hAnsi="Songti SC" w:eastAsia="Songti SC" w:cs="Songti SC"/>
                 <w:b w:val="0"/>
                 <w:sz w:val="18"/>
               </w:rPr>
@@ -2157,7 +2369,7 @@
             <w:r/>
             <w:r>
               <w:rPr>
-                <w:rFonts w:ascii="FangSong_GB2312" w:hAnsi="FangSong_GB2312" w:eastAsia="FangSong_GB2312" w:cs="FangSong_GB2312"/>
+                <w:rFonts w:ascii="Songti SC" w:hAnsi="Songti SC" w:eastAsia="Songti SC" w:cs="Songti SC"/>
                 <w:b w:val="0"/>
                 <w:sz w:val="18"/>
               </w:rPr>
@@ -2185,7 +2397,7 @@
             <w:r/>
             <w:r>
               <w:rPr>
-                <w:rFonts w:ascii="FangSong_GB2312" w:hAnsi="FangSong_GB2312" w:eastAsia="FangSong_GB2312" w:cs="FangSong_GB2312"/>
+                <w:rFonts w:ascii="Songti SC" w:hAnsi="Songti SC" w:eastAsia="Songti SC" w:cs="Songti SC"/>
                 <w:b w:val="0"/>
                 <w:sz w:val="18"/>
               </w:rPr>
@@ -2211,7 +2423,7 @@
             <w:r/>
             <w:r>
               <w:rPr>
-                <w:rFonts w:ascii="FangSong_GB2312" w:hAnsi="FangSong_GB2312" w:eastAsia="FangSong_GB2312" w:cs="FangSong_GB2312"/>
+                <w:rFonts w:ascii="Songti SC" w:hAnsi="Songti SC" w:eastAsia="Songti SC" w:cs="Songti SC"/>
                 <w:b w:val="0"/>
                 <w:sz w:val="18"/>
               </w:rPr>
@@ -2237,7 +2449,7 @@
             <w:r/>
             <w:r>
               <w:rPr>
-                <w:rFonts w:ascii="FangSong_GB2312" w:hAnsi="FangSong_GB2312" w:eastAsia="FangSong_GB2312" w:cs="FangSong_GB2312"/>
+                <w:rFonts w:ascii="Songti SC" w:hAnsi="Songti SC" w:eastAsia="Songti SC" w:cs="Songti SC"/>
                 <w:b w:val="0"/>
                 <w:sz w:val="18"/>
               </w:rPr>
@@ -2263,7 +2475,7 @@
             <w:r/>
             <w:r>
               <w:rPr>
-                <w:rFonts w:ascii="FangSong_GB2312" w:hAnsi="FangSong_GB2312" w:eastAsia="FangSong_GB2312" w:cs="FangSong_GB2312"/>
+                <w:rFonts w:ascii="Songti SC" w:hAnsi="Songti SC" w:eastAsia="Songti SC" w:cs="Songti SC"/>
                 <w:b w:val="0"/>
                 <w:sz w:val="18"/>
               </w:rPr>
@@ -2291,7 +2503,7 @@
             <w:r/>
             <w:r>
               <w:rPr>
-                <w:rFonts w:ascii="FangSong_GB2312" w:hAnsi="FangSong_GB2312" w:eastAsia="FangSong_GB2312" w:cs="FangSong_GB2312"/>
+                <w:rFonts w:ascii="Songti SC" w:hAnsi="Songti SC" w:eastAsia="Songti SC" w:cs="Songti SC"/>
                 <w:b w:val="0"/>
                 <w:sz w:val="18"/>
               </w:rPr>
@@ -2317,7 +2529,7 @@
             <w:r/>
             <w:r>
               <w:rPr>
-                <w:rFonts w:ascii="FangSong_GB2312" w:hAnsi="FangSong_GB2312" w:eastAsia="FangSong_GB2312" w:cs="FangSong_GB2312"/>
+                <w:rFonts w:ascii="Songti SC" w:hAnsi="Songti SC" w:eastAsia="Songti SC" w:cs="Songti SC"/>
                 <w:b w:val="0"/>
                 <w:sz w:val="18"/>
               </w:rPr>
@@ -2343,7 +2555,7 @@
             <w:r/>
             <w:r>
               <w:rPr>
-                <w:rFonts w:ascii="FangSong_GB2312" w:hAnsi="FangSong_GB2312" w:eastAsia="FangSong_GB2312" w:cs="FangSong_GB2312"/>
+                <w:rFonts w:ascii="Songti SC" w:hAnsi="Songti SC" w:eastAsia="Songti SC" w:cs="Songti SC"/>
                 <w:b w:val="0"/>
                 <w:sz w:val="18"/>
               </w:rPr>
@@ -2369,7 +2581,7 @@
             <w:r/>
             <w:r>
               <w:rPr>
-                <w:rFonts w:ascii="FangSong_GB2312" w:hAnsi="FangSong_GB2312" w:eastAsia="FangSong_GB2312" w:cs="FangSong_GB2312"/>
+                <w:rFonts w:ascii="Songti SC" w:hAnsi="Songti SC" w:eastAsia="Songti SC" w:cs="Songti SC"/>
                 <w:b w:val="0"/>
                 <w:sz w:val="18"/>
               </w:rPr>
@@ -2397,7 +2609,7 @@
             <w:r/>
             <w:r>
               <w:rPr>
-                <w:rFonts w:ascii="FangSong_GB2312" w:hAnsi="FangSong_GB2312" w:eastAsia="FangSong_GB2312" w:cs="FangSong_GB2312"/>
+                <w:rFonts w:ascii="Songti SC" w:hAnsi="Songti SC" w:eastAsia="Songti SC" w:cs="Songti SC"/>
                 <w:b w:val="0"/>
                 <w:sz w:val="18"/>
               </w:rPr>
@@ -2423,7 +2635,7 @@
             <w:r/>
             <w:r>
               <w:rPr>
-                <w:rFonts w:ascii="FangSong_GB2312" w:hAnsi="FangSong_GB2312" w:eastAsia="FangSong_GB2312" w:cs="FangSong_GB2312"/>
+                <w:rFonts w:ascii="Songti SC" w:hAnsi="Songti SC" w:eastAsia="Songti SC" w:cs="Songti SC"/>
                 <w:b w:val="0"/>
                 <w:sz w:val="18"/>
               </w:rPr>
@@ -2449,7 +2661,7 @@
             <w:r/>
             <w:r>
               <w:rPr>
-                <w:rFonts w:ascii="FangSong_GB2312" w:hAnsi="FangSong_GB2312" w:eastAsia="FangSong_GB2312" w:cs="FangSong_GB2312"/>
+                <w:rFonts w:ascii="Songti SC" w:hAnsi="Songti SC" w:eastAsia="Songti SC" w:cs="Songti SC"/>
                 <w:b w:val="0"/>
                 <w:sz w:val="18"/>
               </w:rPr>
@@ -2475,7 +2687,7 @@
             <w:r/>
             <w:r>
               <w:rPr>
-                <w:rFonts w:ascii="FangSong_GB2312" w:hAnsi="FangSong_GB2312" w:eastAsia="FangSong_GB2312" w:cs="FangSong_GB2312"/>
+                <w:rFonts w:ascii="Songti SC" w:hAnsi="Songti SC" w:eastAsia="Songti SC" w:cs="Songti SC"/>
                 <w:b w:val="0"/>
                 <w:sz w:val="18"/>
               </w:rPr>
@@ -2503,7 +2715,7 @@
             <w:r/>
             <w:r>
               <w:rPr>
-                <w:rFonts w:ascii="FangSong_GB2312" w:hAnsi="FangSong_GB2312" w:eastAsia="FangSong_GB2312" w:cs="FangSong_GB2312"/>
+                <w:rFonts w:ascii="Songti SC" w:hAnsi="Songti SC" w:eastAsia="Songti SC" w:cs="Songti SC"/>
                 <w:b w:val="0"/>
                 <w:sz w:val="18"/>
               </w:rPr>
@@ -2529,11 +2741,11 @@
             <w:r/>
             <w:r>
               <w:rPr>
-                <w:rFonts w:ascii="FangSong_GB2312" w:hAnsi="FangSong_GB2312" w:eastAsia="FangSong_GB2312" w:cs="FangSong_GB2312"/>
+                <w:rFonts w:ascii="Songti SC" w:hAnsi="Songti SC" w:eastAsia="Songti SC" w:cs="Songti SC"/>
                 <w:b w:val="0"/>
                 <w:sz w:val="18"/>
               </w:rPr>
-              <w:t>项目保证与裁剪说明 v2.3</w:t>
+              <w:t>项目保证与裁剪说明 v2.5</w:t>
             </w:r>
           </w:p>
         </w:tc>
@@ -2555,7 +2767,7 @@
             <w:r/>
             <w:r>
               <w:rPr>
-                <w:rFonts w:ascii="FangSong_GB2312" w:hAnsi="FangSong_GB2312" w:eastAsia="FangSong_GB2312" w:cs="FangSong_GB2312"/>
+                <w:rFonts w:ascii="Songti SC" w:hAnsi="Songti SC" w:eastAsia="Songti SC" w:cs="Songti SC"/>
                 <w:b w:val="0"/>
                 <w:sz w:val="18"/>
               </w:rPr>
@@ -2581,11 +2793,11 @@
             <w:r/>
             <w:r>
               <w:rPr>
-                <w:rFonts w:ascii="FangSong_GB2312" w:hAnsi="FangSong_GB2312" w:eastAsia="FangSong_GB2312" w:cs="FangSong_GB2312"/>
+                <w:rFonts w:ascii="Songti SC" w:hAnsi="Songti SC" w:eastAsia="Songti SC" w:cs="Songti SC"/>
                 <w:b w:val="0"/>
                 <w:sz w:val="18"/>
               </w:rPr>
-              <w:t>2026-08-27；candidate</w:t>
+              <w:t>2026-08-28；candidate</w:t>
             </w:r>
           </w:p>
         </w:tc>
@@ -2640,7 +2852,7 @@
             <w:r/>
             <w:r>
               <w:rPr>
-                <w:rFonts w:ascii="FangSong_GB2312" w:hAnsi="FangSong_GB2312" w:eastAsia="FangSong_GB2312" w:cs="FangSong_GB2312"/>
+                <w:rFonts w:ascii="Songti SC" w:hAnsi="Songti SC" w:eastAsia="Songti SC" w:cs="Songti SC"/>
                 <w:b/>
                 <w:sz w:val="18"/>
               </w:rPr>
@@ -2667,7 +2879,7 @@
             <w:r/>
             <w:r>
               <w:rPr>
-                <w:rFonts w:ascii="FangSong_GB2312" w:hAnsi="FangSong_GB2312" w:eastAsia="FangSong_GB2312" w:cs="FangSong_GB2312"/>
+                <w:rFonts w:ascii="Songti SC" w:hAnsi="Songti SC" w:eastAsia="Songti SC" w:cs="Songti SC"/>
                 <w:b/>
                 <w:sz w:val="18"/>
               </w:rPr>
@@ -2694,7 +2906,7 @@
             <w:r/>
             <w:r>
               <w:rPr>
-                <w:rFonts w:ascii="FangSong_GB2312" w:hAnsi="FangSong_GB2312" w:eastAsia="FangSong_GB2312" w:cs="FangSong_GB2312"/>
+                <w:rFonts w:ascii="Songti SC" w:hAnsi="Songti SC" w:eastAsia="Songti SC" w:cs="Songti SC"/>
                 <w:b/>
                 <w:sz w:val="18"/>
               </w:rPr>
@@ -2722,7 +2934,7 @@
             <w:r/>
             <w:r>
               <w:rPr>
-                <w:rFonts w:ascii="FangSong_GB2312" w:hAnsi="FangSong_GB2312" w:eastAsia="FangSong_GB2312" w:cs="FangSong_GB2312"/>
+                <w:rFonts w:ascii="Songti SC" w:hAnsi="Songti SC" w:eastAsia="Songti SC" w:cs="Songti SC"/>
                 <w:b w:val="0"/>
                 <w:sz w:val="18"/>
               </w:rPr>
@@ -2748,11 +2960,11 @@
             <w:r/>
             <w:r>
               <w:rPr>
-                <w:rFonts w:ascii="FangSong_GB2312" w:hAnsi="FangSong_GB2312" w:eastAsia="FangSong_GB2312" w:cs="FangSong_GB2312"/>
+                <w:rFonts w:ascii="Songti SC" w:hAnsi="Songti SC" w:eastAsia="Songti SC" w:cs="Songti SC"/>
                 <w:b w:val="0"/>
                 <w:sz w:val="18"/>
               </w:rPr>
-              <w:t xml:space="preserve">目标器件为 XC7VX690T；候选 part 为 </w:t>
+              <w:t xml:space="preserve">目标器件为 XC7VX690T；精确 part 为 </w:t>
             </w:r>
             <w:r>
               <w:rPr>
@@ -2765,11 +2977,11 @@
             </w:r>
             <w:r>
               <w:rPr>
-                <w:rFonts w:ascii="FangSong_GB2312" w:hAnsi="FangSong_GB2312" w:eastAsia="FangSong_GB2312" w:cs="FangSong_GB2312"/>
+                <w:rFonts w:ascii="Songti SC" w:hAnsi="Songti SC" w:eastAsia="Songti SC" w:cs="Songti SC"/>
                 <w:b w:val="0"/>
                 <w:sz w:val="18"/>
               </w:rPr>
-              <w:t>。只有在 Connector/Vivado 查询返回精确 part 后才能对它执行综合/实现并形成器件级证据。</w:t>
+              <w:t>。Connector/Vivado 查询、综合和预码流实现均须绑定精确 profile 与输入哈希。</w:t>
             </w:r>
           </w:p>
         </w:tc>
@@ -2791,11 +3003,11 @@
             <w:r/>
             <w:r>
               <w:rPr>
-                <w:rFonts w:ascii="FangSong_GB2312" w:hAnsi="FangSong_GB2312" w:eastAsia="FangSong_GB2312" w:cs="FangSong_GB2312"/>
+                <w:rFonts w:ascii="Songti SC" w:hAnsi="Songti SC" w:eastAsia="Songti SC" w:cs="Songti SC"/>
                 <w:b w:val="0"/>
                 <w:sz w:val="18"/>
               </w:rPr>
-              <w:t>关键；当前阻塞</w:t>
+              <w:t>关键；exploratory 已验证</w:t>
             </w:r>
           </w:p>
         </w:tc>
@@ -2819,7 +3031,7 @@
             <w:r/>
             <w:r>
               <w:rPr>
-                <w:rFonts w:ascii="FangSong_GB2312" w:hAnsi="FangSong_GB2312" w:eastAsia="FangSong_GB2312" w:cs="FangSong_GB2312"/>
+                <w:rFonts w:ascii="Songti SC" w:hAnsi="Songti SC" w:eastAsia="Songti SC" w:cs="Songti SC"/>
                 <w:b w:val="0"/>
                 <w:sz w:val="18"/>
               </w:rPr>
@@ -2845,7 +3057,7 @@
             <w:r/>
             <w:r>
               <w:rPr>
-                <w:rFonts w:ascii="FangSong_GB2312" w:hAnsi="FangSong_GB2312" w:eastAsia="FangSong_GB2312" w:cs="FangSong_GB2312"/>
+                <w:rFonts w:ascii="Songti SC" w:hAnsi="Songti SC" w:eastAsia="Songti SC" w:cs="Songti SC"/>
                 <w:b w:val="0"/>
                 <w:sz w:val="18"/>
               </w:rPr>
@@ -2871,11 +3083,11 @@
             <w:r/>
             <w:r>
               <w:rPr>
-                <w:rFonts w:ascii="FangSong_GB2312" w:hAnsi="FangSong_GB2312" w:eastAsia="FangSong_GB2312" w:cs="FangSong_GB2312"/>
+                <w:rFonts w:ascii="Songti SC" w:hAnsi="Songti SC" w:eastAsia="Songti SC" w:cs="Songti SC"/>
                 <w:b w:val="0"/>
                 <w:sz w:val="18"/>
               </w:rPr>
-              <w:t>关键；当前阻塞</w:t>
+              <w:t>关键；Vivado 2021.1 candidate profile 已验证</w:t>
             </w:r>
           </w:p>
         </w:tc>
@@ -2899,7 +3111,7 @@
             <w:r/>
             <w:r>
               <w:rPr>
-                <w:rFonts w:ascii="FangSong_GB2312" w:hAnsi="FangSong_GB2312" w:eastAsia="FangSong_GB2312" w:cs="FangSong_GB2312"/>
+                <w:rFonts w:ascii="Songti SC" w:hAnsi="Songti SC" w:eastAsia="Songti SC" w:cs="Songti SC"/>
                 <w:b w:val="0"/>
                 <w:sz w:val="18"/>
               </w:rPr>
@@ -2925,11 +3137,11 @@
             <w:r/>
             <w:r>
               <w:rPr>
-                <w:rFonts w:ascii="FangSong_GB2312" w:hAnsi="FangSong_GB2312" w:eastAsia="FangSong_GB2312" w:cs="FangSong_GB2312"/>
+                <w:rFonts w:ascii="Songti SC" w:hAnsi="Songti SC" w:eastAsia="Songti SC" w:cs="Songti SC"/>
                 <w:b w:val="0"/>
                 <w:sz w:val="18"/>
               </w:rPr>
-              <w:t>正式约束须包含有依据的时钟、引脚、I/O 电平及适用 I/O 时序；事实缺失时实现 fail-closed。</w:t>
+              <w:t>候选约束须逐项引用权威板卡资料；正式放行前由硬件责任人确认实物板卡修订与已归档 XTP213/Master XDC 匹配，不匹配时继续 fail-closed。</w:t>
             </w:r>
           </w:p>
         </w:tc>
@@ -2951,11 +3163,11 @@
             <w:r/>
             <w:r>
               <w:rPr>
-                <w:rFonts w:ascii="FangSong_GB2312" w:hAnsi="FangSong_GB2312" w:eastAsia="FangSong_GB2312" w:cs="FangSong_GB2312"/>
+                <w:rFonts w:ascii="Songti SC" w:hAnsi="Songti SC" w:eastAsia="Songti SC" w:cs="Songti SC"/>
                 <w:b w:val="0"/>
                 <w:sz w:val="18"/>
               </w:rPr>
-              <w:t>关键</w:t>
+              <w:t>关键；UG887/XTP213/Master XDC 候选已交叉核对，实物修订待确认</w:t>
             </w:r>
           </w:p>
         </w:tc>
@@ -2972,7 +3184,7 @@
       </w:pPr>
       <w:r>
         <w:rPr>
-          <w:rFonts w:ascii="FangSong_GB2312" w:hAnsi="FangSong_GB2312" w:eastAsia="FangSong_GB2312" w:cs="FangSong_GB2312"/>
+          <w:rFonts w:ascii="Songti SC" w:hAnsi="Songti SC" w:eastAsia="Songti SC" w:cs="Songti SC"/>
           <w:b w:val="0"/>
           <w:sz w:val="22"/>
         </w:rPr>
@@ -3031,7 +3243,7 @@
             <w:r/>
             <w:r>
               <w:rPr>
-                <w:rFonts w:ascii="FangSong_GB2312" w:hAnsi="FangSong_GB2312" w:eastAsia="FangSong_GB2312" w:cs="FangSong_GB2312"/>
+                <w:rFonts w:ascii="Songti SC" w:hAnsi="Songti SC" w:eastAsia="Songti SC" w:cs="Songti SC"/>
                 <w:b/>
                 <w:sz w:val="18"/>
               </w:rPr>
@@ -3058,7 +3270,7 @@
             <w:r/>
             <w:r>
               <w:rPr>
-                <w:rFonts w:ascii="FangSong_GB2312" w:hAnsi="FangSong_GB2312" w:eastAsia="FangSong_GB2312" w:cs="FangSong_GB2312"/>
+                <w:rFonts w:ascii="Songti SC" w:hAnsi="Songti SC" w:eastAsia="Songti SC" w:cs="Songti SC"/>
                 <w:b/>
                 <w:sz w:val="18"/>
               </w:rPr>
@@ -3085,7 +3297,7 @@
             <w:r/>
             <w:r>
               <w:rPr>
-                <w:rFonts w:ascii="FangSong_GB2312" w:hAnsi="FangSong_GB2312" w:eastAsia="FangSong_GB2312" w:cs="FangSong_GB2312"/>
+                <w:rFonts w:ascii="Songti SC" w:hAnsi="Songti SC" w:eastAsia="Songti SC" w:cs="Songti SC"/>
                 <w:b/>
                 <w:sz w:val="18"/>
               </w:rPr>
@@ -3113,7 +3325,7 @@
             <w:r/>
             <w:r>
               <w:rPr>
-                <w:rFonts w:ascii="FangSong_GB2312" w:hAnsi="FangSong_GB2312" w:eastAsia="FangSong_GB2312" w:cs="FangSong_GB2312"/>
+                <w:rFonts w:ascii="Songti SC" w:hAnsi="Songti SC" w:eastAsia="Songti SC" w:cs="Songti SC"/>
                 <w:b w:val="0"/>
                 <w:sz w:val="18"/>
               </w:rPr>
@@ -3139,7 +3351,7 @@
             <w:r/>
             <w:r>
               <w:rPr>
-                <w:rFonts w:ascii="FangSong_GB2312" w:hAnsi="FangSong_GB2312" w:eastAsia="FangSong_GB2312" w:cs="FangSong_GB2312"/>
+                <w:rFonts w:ascii="Songti SC" w:hAnsi="Songti SC" w:eastAsia="Songti SC" w:cs="Songti SC"/>
                 <w:b w:val="0"/>
                 <w:sz w:val="18"/>
               </w:rPr>
@@ -3165,7 +3377,7 @@
             <w:r/>
             <w:r>
               <w:rPr>
-                <w:rFonts w:ascii="FangSong_GB2312" w:hAnsi="FangSong_GB2312" w:eastAsia="FangSong_GB2312" w:cs="FangSong_GB2312"/>
+                <w:rFonts w:ascii="Songti SC" w:hAnsi="Songti SC" w:eastAsia="Songti SC" w:cs="Songti SC"/>
                 <w:b w:val="0"/>
                 <w:sz w:val="18"/>
               </w:rPr>
@@ -3193,7 +3405,7 @@
             <w:r/>
             <w:r>
               <w:rPr>
-                <w:rFonts w:ascii="FangSong_GB2312" w:hAnsi="FangSong_GB2312" w:eastAsia="FangSong_GB2312" w:cs="FangSong_GB2312"/>
+                <w:rFonts w:ascii="Songti SC" w:hAnsi="Songti SC" w:eastAsia="Songti SC" w:cs="Songti SC"/>
                 <w:b w:val="0"/>
                 <w:sz w:val="18"/>
               </w:rPr>
@@ -3219,7 +3431,7 @@
             <w:r/>
             <w:r>
               <w:rPr>
-                <w:rFonts w:ascii="FangSong_GB2312" w:hAnsi="FangSong_GB2312" w:eastAsia="FangSong_GB2312" w:cs="FangSong_GB2312"/>
+                <w:rFonts w:ascii="Songti SC" w:hAnsi="Songti SC" w:eastAsia="Songti SC" w:cs="Songti SC"/>
                 <w:b w:val="0"/>
                 <w:sz w:val="18"/>
               </w:rPr>
@@ -3245,7 +3457,7 @@
             <w:r/>
             <w:r>
               <w:rPr>
-                <w:rFonts w:ascii="FangSong_GB2312" w:hAnsi="FangSong_GB2312" w:eastAsia="FangSong_GB2312" w:cs="FangSong_GB2312"/>
+                <w:rFonts w:ascii="Songti SC" w:hAnsi="Songti SC" w:eastAsia="Songti SC" w:cs="Songti SC"/>
                 <w:b w:val="0"/>
                 <w:sz w:val="18"/>
               </w:rPr>
@@ -3273,7 +3485,7 @@
             <w:r/>
             <w:r>
               <w:rPr>
-                <w:rFonts w:ascii="FangSong_GB2312" w:hAnsi="FangSong_GB2312" w:eastAsia="FangSong_GB2312" w:cs="FangSong_GB2312"/>
+                <w:rFonts w:ascii="Songti SC" w:hAnsi="Songti SC" w:eastAsia="Songti SC" w:cs="Songti SC"/>
                 <w:b w:val="0"/>
                 <w:sz w:val="18"/>
               </w:rPr>
@@ -3299,7 +3511,7 @@
             <w:r/>
             <w:r>
               <w:rPr>
-                <w:rFonts w:ascii="FangSong_GB2312" w:hAnsi="FangSong_GB2312" w:eastAsia="FangSong_GB2312" w:cs="FangSong_GB2312"/>
+                <w:rFonts w:ascii="Songti SC" w:hAnsi="Songti SC" w:eastAsia="Songti SC" w:cs="Songti SC"/>
                 <w:b w:val="0"/>
                 <w:sz w:val="18"/>
               </w:rPr>
@@ -3325,7 +3537,7 @@
             <w:r/>
             <w:r>
               <w:rPr>
-                <w:rFonts w:ascii="FangSong_GB2312" w:hAnsi="FangSong_GB2312" w:eastAsia="FangSong_GB2312" w:cs="FangSong_GB2312"/>
+                <w:rFonts w:ascii="Songti SC" w:hAnsi="Songti SC" w:eastAsia="Songti SC" w:cs="Songti SC"/>
                 <w:b w:val="0"/>
                 <w:sz w:val="18"/>
               </w:rPr>
@@ -3353,7 +3565,7 @@
             <w:r/>
             <w:r>
               <w:rPr>
-                <w:rFonts w:ascii="FangSong_GB2312" w:hAnsi="FangSong_GB2312" w:eastAsia="FangSong_GB2312" w:cs="FangSong_GB2312"/>
+                <w:rFonts w:ascii="Songti SC" w:hAnsi="Songti SC" w:eastAsia="Songti SC" w:cs="Songti SC"/>
                 <w:b w:val="0"/>
                 <w:sz w:val="18"/>
               </w:rPr>
@@ -3379,7 +3591,7 @@
             <w:r/>
             <w:r>
               <w:rPr>
-                <w:rFonts w:ascii="FangSong_GB2312" w:hAnsi="FangSong_GB2312" w:eastAsia="FangSong_GB2312" w:cs="FangSong_GB2312"/>
+                <w:rFonts w:ascii="Songti SC" w:hAnsi="Songti SC" w:eastAsia="Songti SC" w:cs="Songti SC"/>
                 <w:b w:val="0"/>
                 <w:sz w:val="18"/>
               </w:rPr>
@@ -3405,7 +3617,7 @@
             <w:r/>
             <w:r>
               <w:rPr>
-                <w:rFonts w:ascii="FangSong_GB2312" w:hAnsi="FangSong_GB2312" w:eastAsia="FangSong_GB2312" w:cs="FangSong_GB2312"/>
+                <w:rFonts w:ascii="Songti SC" w:hAnsi="Songti SC" w:eastAsia="Songti SC" w:cs="Songti SC"/>
                 <w:b w:val="0"/>
                 <w:sz w:val="18"/>
               </w:rPr>
@@ -3433,7 +3645,7 @@
             <w:r/>
             <w:r>
               <w:rPr>
-                <w:rFonts w:ascii="FangSong_GB2312" w:hAnsi="FangSong_GB2312" w:eastAsia="FangSong_GB2312" w:cs="FangSong_GB2312"/>
+                <w:rFonts w:ascii="Songti SC" w:hAnsi="Songti SC" w:eastAsia="Songti SC" w:cs="Songti SC"/>
                 <w:b w:val="0"/>
                 <w:sz w:val="18"/>
               </w:rPr>
@@ -3459,7 +3671,7 @@
             <w:r/>
             <w:r>
               <w:rPr>
-                <w:rFonts w:ascii="FangSong_GB2312" w:hAnsi="FangSong_GB2312" w:eastAsia="FangSong_GB2312" w:cs="FangSong_GB2312"/>
+                <w:rFonts w:ascii="Songti SC" w:hAnsi="Songti SC" w:eastAsia="Songti SC" w:cs="Songti SC"/>
                 <w:b w:val="0"/>
                 <w:sz w:val="18"/>
               </w:rPr>
@@ -3476,7 +3688,7 @@
             </w:r>
             <w:r>
               <w:rPr>
-                <w:rFonts w:ascii="FangSong_GB2312" w:hAnsi="FangSong_GB2312" w:eastAsia="FangSong_GB2312" w:cs="FangSong_GB2312"/>
+                <w:rFonts w:ascii="Songti SC" w:hAnsi="Songti SC" w:eastAsia="Songti SC" w:cs="Songti SC"/>
                 <w:b w:val="0"/>
                 <w:sz w:val="18"/>
               </w:rPr>
@@ -3502,7 +3714,7 @@
             <w:r/>
             <w:r>
               <w:rPr>
-                <w:rFonts w:ascii="FangSong_GB2312" w:hAnsi="FangSong_GB2312" w:eastAsia="FangSong_GB2312" w:cs="FangSong_GB2312"/>
+                <w:rFonts w:ascii="Songti SC" w:hAnsi="Songti SC" w:eastAsia="Songti SC" w:cs="Songti SC"/>
                 <w:b w:val="0"/>
                 <w:sz w:val="18"/>
               </w:rPr>
@@ -3561,7 +3773,7 @@
             <w:r/>
             <w:r>
               <w:rPr>
-                <w:rFonts w:ascii="FangSong_GB2312" w:hAnsi="FangSong_GB2312" w:eastAsia="FangSong_GB2312" w:cs="FangSong_GB2312"/>
+                <w:rFonts w:ascii="Songti SC" w:hAnsi="Songti SC" w:eastAsia="Songti SC" w:cs="Songti SC"/>
                 <w:b/>
                 <w:sz w:val="18"/>
               </w:rPr>
@@ -3588,7 +3800,7 @@
             <w:r/>
             <w:r>
               <w:rPr>
-                <w:rFonts w:ascii="FangSong_GB2312" w:hAnsi="FangSong_GB2312" w:eastAsia="FangSong_GB2312" w:cs="FangSong_GB2312"/>
+                <w:rFonts w:ascii="Songti SC" w:hAnsi="Songti SC" w:eastAsia="Songti SC" w:cs="Songti SC"/>
                 <w:b/>
                 <w:sz w:val="18"/>
               </w:rPr>
@@ -3615,7 +3827,7 @@
             <w:r/>
             <w:r>
               <w:rPr>
-                <w:rFonts w:ascii="FangSong_GB2312" w:hAnsi="FangSong_GB2312" w:eastAsia="FangSong_GB2312" w:cs="FangSong_GB2312"/>
+                <w:rFonts w:ascii="Songti SC" w:hAnsi="Songti SC" w:eastAsia="Songti SC" w:cs="Songti SC"/>
                 <w:b/>
                 <w:sz w:val="18"/>
               </w:rPr>
@@ -3643,7 +3855,7 @@
             <w:r/>
             <w:r>
               <w:rPr>
-                <w:rFonts w:ascii="FangSong_GB2312" w:hAnsi="FangSong_GB2312" w:eastAsia="FangSong_GB2312" w:cs="FangSong_GB2312"/>
+                <w:rFonts w:ascii="Songti SC" w:hAnsi="Songti SC" w:eastAsia="Songti SC" w:cs="Songti SC"/>
                 <w:b w:val="0"/>
                 <w:sz w:val="18"/>
               </w:rPr>
@@ -3669,7 +3881,7 @@
             <w:r/>
             <w:r>
               <w:rPr>
-                <w:rFonts w:ascii="FangSong_GB2312" w:hAnsi="FangSong_GB2312" w:eastAsia="FangSong_GB2312" w:cs="FangSong_GB2312"/>
+                <w:rFonts w:ascii="Songti SC" w:hAnsi="Songti SC" w:eastAsia="Songti SC" w:cs="Songti SC"/>
                 <w:b w:val="0"/>
                 <w:sz w:val="18"/>
               </w:rPr>
@@ -3695,7 +3907,7 @@
             <w:r/>
             <w:r>
               <w:rPr>
-                <w:rFonts w:ascii="FangSong_GB2312" w:hAnsi="FangSong_GB2312" w:eastAsia="FangSong_GB2312" w:cs="FangSong_GB2312"/>
+                <w:rFonts w:ascii="Songti SC" w:hAnsi="Songti SC" w:eastAsia="Songti SC" w:cs="Songti SC"/>
                 <w:b w:val="0"/>
                 <w:sz w:val="18"/>
               </w:rPr>
@@ -3723,7 +3935,7 @@
             <w:r/>
             <w:r>
               <w:rPr>
-                <w:rFonts w:ascii="FangSong_GB2312" w:hAnsi="FangSong_GB2312" w:eastAsia="FangSong_GB2312" w:cs="FangSong_GB2312"/>
+                <w:rFonts w:ascii="Songti SC" w:hAnsi="Songti SC" w:eastAsia="Songti SC" w:cs="Songti SC"/>
                 <w:b w:val="0"/>
                 <w:sz w:val="18"/>
               </w:rPr>
@@ -3749,7 +3961,7 @@
             <w:r/>
             <w:r>
               <w:rPr>
-                <w:rFonts w:ascii="FangSong_GB2312" w:hAnsi="FangSong_GB2312" w:eastAsia="FangSong_GB2312" w:cs="FangSong_GB2312"/>
+                <w:rFonts w:ascii="Songti SC" w:hAnsi="Songti SC" w:eastAsia="Songti SC" w:cs="Songti SC"/>
                 <w:b w:val="0"/>
                 <w:sz w:val="18"/>
               </w:rPr>
@@ -3775,7 +3987,7 @@
             <w:r/>
             <w:r>
               <w:rPr>
-                <w:rFonts w:ascii="FangSong_GB2312" w:hAnsi="FangSong_GB2312" w:eastAsia="FangSong_GB2312" w:cs="FangSong_GB2312"/>
+                <w:rFonts w:ascii="Songti SC" w:hAnsi="Songti SC" w:eastAsia="Songti SC" w:cs="Songti SC"/>
                 <w:b w:val="0"/>
                 <w:sz w:val="18"/>
               </w:rPr>
@@ -3803,7 +4015,7 @@
             <w:r/>
             <w:r>
               <w:rPr>
-                <w:rFonts w:ascii="FangSong_GB2312" w:hAnsi="FangSong_GB2312" w:eastAsia="FangSong_GB2312" w:cs="FangSong_GB2312"/>
+                <w:rFonts w:ascii="Songti SC" w:hAnsi="Songti SC" w:eastAsia="Songti SC" w:cs="Songti SC"/>
                 <w:b w:val="0"/>
                 <w:sz w:val="18"/>
               </w:rPr>
@@ -3829,7 +4041,7 @@
             <w:r/>
             <w:r>
               <w:rPr>
-                <w:rFonts w:ascii="FangSong_GB2312" w:hAnsi="FangSong_GB2312" w:eastAsia="FangSong_GB2312" w:cs="FangSong_GB2312"/>
+                <w:rFonts w:ascii="Songti SC" w:hAnsi="Songti SC" w:eastAsia="Songti SC" w:cs="Songti SC"/>
                 <w:b w:val="0"/>
                 <w:sz w:val="18"/>
               </w:rPr>
@@ -3855,7 +4067,7 @@
             <w:r/>
             <w:r>
               <w:rPr>
-                <w:rFonts w:ascii="FangSong_GB2312" w:hAnsi="FangSong_GB2312" w:eastAsia="FangSong_GB2312" w:cs="FangSong_GB2312"/>
+                <w:rFonts w:ascii="Songti SC" w:hAnsi="Songti SC" w:eastAsia="Songti SC" w:cs="Songti SC"/>
                 <w:b w:val="0"/>
                 <w:sz w:val="18"/>
               </w:rPr>
@@ -3883,7 +4095,7 @@
             <w:r/>
             <w:r>
               <w:rPr>
-                <w:rFonts w:ascii="FangSong_GB2312" w:hAnsi="FangSong_GB2312" w:eastAsia="FangSong_GB2312" w:cs="FangSong_GB2312"/>
+                <w:rFonts w:ascii="Songti SC" w:hAnsi="Songti SC" w:eastAsia="Songti SC" w:cs="Songti SC"/>
                 <w:b w:val="0"/>
                 <w:sz w:val="18"/>
               </w:rPr>
@@ -3909,7 +4121,7 @@
             <w:r/>
             <w:r>
               <w:rPr>
-                <w:rFonts w:ascii="FangSong_GB2312" w:hAnsi="FangSong_GB2312" w:eastAsia="FangSong_GB2312" w:cs="FangSong_GB2312"/>
+                <w:rFonts w:ascii="Songti SC" w:hAnsi="Songti SC" w:eastAsia="Songti SC" w:cs="Songti SC"/>
                 <w:b w:val="0"/>
                 <w:sz w:val="18"/>
               </w:rPr>
@@ -3935,7 +4147,7 @@
             <w:r/>
             <w:r>
               <w:rPr>
-                <w:rFonts w:ascii="FangSong_GB2312" w:hAnsi="FangSong_GB2312" w:eastAsia="FangSong_GB2312" w:cs="FangSong_GB2312"/>
+                <w:rFonts w:ascii="Songti SC" w:hAnsi="Songti SC" w:eastAsia="Songti SC" w:cs="Songti SC"/>
                 <w:b w:val="0"/>
                 <w:sz w:val="18"/>
               </w:rPr>
@@ -3956,7 +4168,7 @@
       </w:pPr>
       <w:r>
         <w:rPr>
-          <w:rFonts w:ascii="FangSong_GB2312" w:hAnsi="FangSong_GB2312" w:eastAsia="FangSong_GB2312" w:cs="FangSong_GB2312"/>
+          <w:rFonts w:ascii="Songti SC" w:hAnsi="Songti SC" w:eastAsia="Songti SC" w:cs="Songti SC"/>
           <w:b w:val="0"/>
           <w:sz w:val="22"/>
         </w:rPr>
@@ -3977,7 +4189,7 @@
       </w:pPr>
       <w:r>
         <w:rPr>
-          <w:rFonts w:ascii="FangSong_GB2312" w:hAnsi="FangSong_GB2312" w:eastAsia="FangSong_GB2312" w:cs="FangSong_GB2312"/>
+          <w:rFonts w:ascii="Songti SC" w:hAnsi="Songti SC" w:eastAsia="Songti SC" w:cs="Songti SC"/>
           <w:b w:val="0"/>
           <w:sz w:val="22"/>
         </w:rPr>
@@ -3994,7 +4206,7 @@
       </w:r>
       <w:r>
         <w:rPr>
-          <w:rFonts w:ascii="FangSong_GB2312" w:hAnsi="FangSong_GB2312" w:eastAsia="FangSong_GB2312" w:cs="FangSong_GB2312"/>
+          <w:rFonts w:ascii="Songti SC" w:hAnsi="Songti SC" w:eastAsia="Songti SC" w:cs="Songti SC"/>
           <w:b w:val="0"/>
           <w:sz w:val="22"/>
         </w:rPr>
@@ -4016,7 +4228,7 @@
       </w:pPr>
       <w:r>
         <w:rPr>
-          <w:rFonts w:ascii="FangSong_GB2312" w:hAnsi="FangSong_GB2312" w:eastAsia="FangSong_GB2312" w:cs="FangSong_GB2312"/>
+          <w:rFonts w:ascii="Songti SC" w:hAnsi="Songti SC" w:eastAsia="Songti SC" w:cs="Songti SC"/>
           <w:color w:val="1F3A5F"/>
           <w:sz w:val="17"/>
         </w:rPr>
@@ -4064,7 +4276,7 @@
             <w:r/>
             <w:r>
               <w:rPr>
-                <w:rFonts w:ascii="FangSong_GB2312" w:hAnsi="FangSong_GB2312" w:eastAsia="FangSong_GB2312" w:cs="FangSong_GB2312"/>
+                <w:rFonts w:ascii="Songti SC" w:hAnsi="Songti SC" w:eastAsia="Songti SC" w:cs="Songti SC"/>
                 <w:b/>
                 <w:sz w:val="18"/>
               </w:rPr>
@@ -4091,7 +4303,7 @@
             <w:r/>
             <w:r>
               <w:rPr>
-                <w:rFonts w:ascii="FangSong_GB2312" w:hAnsi="FangSong_GB2312" w:eastAsia="FangSong_GB2312" w:cs="FangSong_GB2312"/>
+                <w:rFonts w:ascii="Songti SC" w:hAnsi="Songti SC" w:eastAsia="Songti SC" w:cs="Songti SC"/>
                 <w:b/>
                 <w:sz w:val="18"/>
               </w:rPr>
@@ -4119,7 +4331,7 @@
             <w:r/>
             <w:r>
               <w:rPr>
-                <w:rFonts w:ascii="FangSong_GB2312" w:hAnsi="FangSong_GB2312" w:eastAsia="FangSong_GB2312" w:cs="FangSong_GB2312"/>
+                <w:rFonts w:ascii="Songti SC" w:hAnsi="Songti SC" w:eastAsia="Songti SC" w:cs="Songti SC"/>
                 <w:b w:val="0"/>
                 <w:sz w:val="18"/>
               </w:rPr>
@@ -4145,7 +4357,7 @@
             <w:r/>
             <w:r>
               <w:rPr>
-                <w:rFonts w:ascii="FangSong_GB2312" w:hAnsi="FangSong_GB2312" w:eastAsia="FangSong_GB2312" w:cs="FangSong_GB2312"/>
+                <w:rFonts w:ascii="Songti SC" w:hAnsi="Songti SC" w:eastAsia="Songti SC" w:cs="Songti SC"/>
                 <w:b w:val="0"/>
                 <w:sz w:val="18"/>
               </w:rPr>
@@ -4162,7 +4374,7 @@
             </w:r>
             <w:r>
               <w:rPr>
-                <w:rFonts w:ascii="FangSong_GB2312" w:hAnsi="FangSong_GB2312" w:eastAsia="FangSong_GB2312" w:cs="FangSong_GB2312"/>
+                <w:rFonts w:ascii="Songti SC" w:hAnsi="Songti SC" w:eastAsia="Songti SC" w:cs="Songti SC"/>
                 <w:b w:val="0"/>
                 <w:sz w:val="18"/>
               </w:rPr>
@@ -4179,7 +4391,7 @@
             </w:r>
             <w:r>
               <w:rPr>
-                <w:rFonts w:ascii="FangSong_GB2312" w:hAnsi="FangSong_GB2312" w:eastAsia="FangSong_GB2312" w:cs="FangSong_GB2312"/>
+                <w:rFonts w:ascii="Songti SC" w:hAnsi="Songti SC" w:eastAsia="Songti SC" w:cs="Songti SC"/>
                 <w:b w:val="0"/>
                 <w:sz w:val="18"/>
               </w:rPr>
@@ -4196,7 +4408,7 @@
             </w:r>
             <w:r>
               <w:rPr>
-                <w:rFonts w:ascii="FangSong_GB2312" w:hAnsi="FangSong_GB2312" w:eastAsia="FangSong_GB2312" w:cs="FangSong_GB2312"/>
+                <w:rFonts w:ascii="Songti SC" w:hAnsi="Songti SC" w:eastAsia="Songti SC" w:cs="Songti SC"/>
                 <w:b w:val="0"/>
                 <w:sz w:val="18"/>
               </w:rPr>
@@ -4213,7 +4425,7 @@
             </w:r>
             <w:r>
               <w:rPr>
-                <w:rFonts w:ascii="FangSong_GB2312" w:hAnsi="FangSong_GB2312" w:eastAsia="FangSong_GB2312" w:cs="FangSong_GB2312"/>
+                <w:rFonts w:ascii="Songti SC" w:hAnsi="Songti SC" w:eastAsia="Songti SC" w:cs="Songti SC"/>
                 <w:b w:val="0"/>
                 <w:sz w:val="18"/>
               </w:rPr>
@@ -4241,7 +4453,7 @@
             <w:r/>
             <w:r>
               <w:rPr>
-                <w:rFonts w:ascii="FangSong_GB2312" w:hAnsi="FangSong_GB2312" w:eastAsia="FangSong_GB2312" w:cs="FangSong_GB2312"/>
+                <w:rFonts w:ascii="Songti SC" w:hAnsi="Songti SC" w:eastAsia="Songti SC" w:cs="Songti SC"/>
                 <w:b w:val="0"/>
                 <w:sz w:val="18"/>
               </w:rPr>
@@ -4267,7 +4479,7 @@
             <w:r/>
             <w:r>
               <w:rPr>
-                <w:rFonts w:ascii="FangSong_GB2312" w:hAnsi="FangSong_GB2312" w:eastAsia="FangSong_GB2312" w:cs="FangSong_GB2312"/>
+                <w:rFonts w:ascii="Songti SC" w:hAnsi="Songti SC" w:eastAsia="Songti SC" w:cs="Songti SC"/>
                 <w:b w:val="0"/>
                 <w:sz w:val="18"/>
               </w:rPr>
@@ -4284,7 +4496,7 @@
             </w:r>
             <w:r>
               <w:rPr>
-                <w:rFonts w:ascii="FangSong_GB2312" w:hAnsi="FangSong_GB2312" w:eastAsia="FangSong_GB2312" w:cs="FangSong_GB2312"/>
+                <w:rFonts w:ascii="Songti SC" w:hAnsi="Songti SC" w:eastAsia="Songti SC" w:cs="Songti SC"/>
                 <w:b w:val="0"/>
                 <w:sz w:val="18"/>
               </w:rPr>
@@ -4301,7 +4513,7 @@
             </w:r>
             <w:r>
               <w:rPr>
-                <w:rFonts w:ascii="FangSong_GB2312" w:hAnsi="FangSong_GB2312" w:eastAsia="FangSong_GB2312" w:cs="FangSong_GB2312"/>
+                <w:rFonts w:ascii="Songti SC" w:hAnsi="Songti SC" w:eastAsia="Songti SC" w:cs="Songti SC"/>
                 <w:b w:val="0"/>
                 <w:sz w:val="18"/>
               </w:rPr>
@@ -4318,7 +4530,7 @@
             </w:r>
             <w:r>
               <w:rPr>
-                <w:rFonts w:ascii="FangSong_GB2312" w:hAnsi="FangSong_GB2312" w:eastAsia="FangSong_GB2312" w:cs="FangSong_GB2312"/>
+                <w:rFonts w:ascii="Songti SC" w:hAnsi="Songti SC" w:eastAsia="Songti SC" w:cs="Songti SC"/>
                 <w:b w:val="0"/>
                 <w:sz w:val="18"/>
               </w:rPr>
@@ -4346,7 +4558,7 @@
             <w:r/>
             <w:r>
               <w:rPr>
-                <w:rFonts w:ascii="FangSong_GB2312" w:hAnsi="FangSong_GB2312" w:eastAsia="FangSong_GB2312" w:cs="FangSong_GB2312"/>
+                <w:rFonts w:ascii="Songti SC" w:hAnsi="Songti SC" w:eastAsia="Songti SC" w:cs="Songti SC"/>
                 <w:b w:val="0"/>
                 <w:sz w:val="18"/>
               </w:rPr>
@@ -4372,7 +4584,7 @@
             <w:r/>
             <w:r>
               <w:rPr>
-                <w:rFonts w:ascii="FangSong_GB2312" w:hAnsi="FangSong_GB2312" w:eastAsia="FangSong_GB2312" w:cs="FangSong_GB2312"/>
+                <w:rFonts w:ascii="Songti SC" w:hAnsi="Songti SC" w:eastAsia="Songti SC" w:cs="Songti SC"/>
                 <w:b w:val="0"/>
                 <w:sz w:val="18"/>
               </w:rPr>
@@ -4389,7 +4601,7 @@
             </w:r>
             <w:r>
               <w:rPr>
-                <w:rFonts w:ascii="FangSong_GB2312" w:hAnsi="FangSong_GB2312" w:eastAsia="FangSong_GB2312" w:cs="FangSong_GB2312"/>
+                <w:rFonts w:ascii="Songti SC" w:hAnsi="Songti SC" w:eastAsia="Songti SC" w:cs="Songti SC"/>
                 <w:b w:val="0"/>
                 <w:sz w:val="18"/>
               </w:rPr>
@@ -4406,11 +4618,11 @@
             </w:r>
             <w:r>
               <w:rPr>
-                <w:rFonts w:ascii="FangSong_GB2312" w:hAnsi="FangSong_GB2312" w:eastAsia="FangSong_GB2312" w:cs="FangSong_GB2312"/>
+                <w:rFonts w:ascii="Songti SC" w:hAnsi="Songti SC" w:eastAsia="Songti SC" w:cs="Songti SC"/>
                 <w:b w:val="0"/>
                 <w:sz w:val="18"/>
               </w:rPr>
-              <w:t xml:space="preserve"> 输入；LOC/IOSTANDARD 待板级事实。</w:t>
+              <w:t xml:space="preserve"> 输入；VC709 候选映射 AU36/AU33、LVCMOS18 已由 XTP213/Master XDC 复核，正式放行前须再确认实物板卡修订。</w:t>
             </w:r>
           </w:p>
         </w:tc>
@@ -4434,7 +4646,7 @@
             <w:r/>
             <w:r>
               <w:rPr>
-                <w:rFonts w:ascii="FangSong_GB2312" w:hAnsi="FangSong_GB2312" w:eastAsia="FangSong_GB2312" w:cs="FangSong_GB2312"/>
+                <w:rFonts w:ascii="Songti SC" w:hAnsi="Songti SC" w:eastAsia="Songti SC" w:cs="Songti SC"/>
                 <w:b w:val="0"/>
                 <w:sz w:val="18"/>
               </w:rPr>
@@ -4460,7 +4672,7 @@
             <w:r/>
             <w:r>
               <w:rPr>
-                <w:rFonts w:ascii="FangSong_GB2312" w:hAnsi="FangSong_GB2312" w:eastAsia="FangSong_GB2312" w:cs="FangSong_GB2312"/>
+                <w:rFonts w:ascii="Songti SC" w:hAnsi="Songti SC" w:eastAsia="Songti SC" w:cs="Songti SC"/>
                 <w:b w:val="0"/>
                 <w:sz w:val="18"/>
               </w:rPr>
@@ -4477,7 +4689,7 @@
             </w:r>
             <w:r>
               <w:rPr>
-                <w:rFonts w:ascii="FangSong_GB2312" w:hAnsi="FangSong_GB2312" w:eastAsia="FangSong_GB2312" w:cs="FangSong_GB2312"/>
+                <w:rFonts w:ascii="Songti SC" w:hAnsi="Songti SC" w:eastAsia="Songti SC" w:cs="Songti SC"/>
                 <w:b w:val="0"/>
                 <w:sz w:val="18"/>
               </w:rPr>
@@ -4494,7 +4706,7 @@
             </w:r>
             <w:r>
               <w:rPr>
-                <w:rFonts w:ascii="FangSong_GB2312" w:hAnsi="FangSong_GB2312" w:eastAsia="FangSong_GB2312" w:cs="FangSong_GB2312"/>
+                <w:rFonts w:ascii="Songti SC" w:hAnsi="Songti SC" w:eastAsia="Songti SC" w:cs="Songti SC"/>
                 <w:b w:val="0"/>
                 <w:sz w:val="18"/>
               </w:rPr>
@@ -4560,7 +4772,7 @@
             <w:r/>
             <w:r>
               <w:rPr>
-                <w:rFonts w:ascii="FangSong_GB2312" w:hAnsi="FangSong_GB2312" w:eastAsia="FangSong_GB2312" w:cs="FangSong_GB2312"/>
+                <w:rFonts w:ascii="Songti SC" w:hAnsi="Songti SC" w:eastAsia="Songti SC" w:cs="Songti SC"/>
                 <w:b/>
                 <w:sz w:val="18"/>
               </w:rPr>
@@ -4587,7 +4799,7 @@
             <w:r/>
             <w:r>
               <w:rPr>
-                <w:rFonts w:ascii="FangSong_GB2312" w:hAnsi="FangSong_GB2312" w:eastAsia="FangSong_GB2312" w:cs="FangSong_GB2312"/>
+                <w:rFonts w:ascii="Songti SC" w:hAnsi="Songti SC" w:eastAsia="Songti SC" w:cs="Songti SC"/>
                 <w:b/>
                 <w:sz w:val="18"/>
               </w:rPr>
@@ -4615,7 +4827,7 @@
             <w:r/>
             <w:r>
               <w:rPr>
-                <w:rFonts w:ascii="FangSong_GB2312" w:hAnsi="FangSong_GB2312" w:eastAsia="FangSong_GB2312" w:cs="FangSong_GB2312"/>
+                <w:rFonts w:ascii="Songti SC" w:hAnsi="Songti SC" w:eastAsia="Songti SC" w:cs="Songti SC"/>
                 <w:b w:val="0"/>
                 <w:sz w:val="18"/>
               </w:rPr>
@@ -4641,7 +4853,7 @@
             <w:r/>
             <w:r>
               <w:rPr>
-                <w:rFonts w:ascii="FangSong_GB2312" w:hAnsi="FangSong_GB2312" w:eastAsia="FangSong_GB2312" w:cs="FangSong_GB2312"/>
+                <w:rFonts w:ascii="Songti SC" w:hAnsi="Songti SC" w:eastAsia="Songti SC" w:cs="Songti SC"/>
                 <w:b w:val="0"/>
                 <w:sz w:val="18"/>
               </w:rPr>
@@ -4658,7 +4870,7 @@
             </w:r>
             <w:r>
               <w:rPr>
-                <w:rFonts w:ascii="FangSong_GB2312" w:hAnsi="FangSong_GB2312" w:eastAsia="FangSong_GB2312" w:cs="FangSong_GB2312"/>
+                <w:rFonts w:ascii="Songti SC" w:hAnsi="Songti SC" w:eastAsia="Songti SC" w:cs="Songti SC"/>
                 <w:b w:val="0"/>
                 <w:sz w:val="18"/>
               </w:rPr>
@@ -4675,7 +4887,7 @@
             </w:r>
             <w:r>
               <w:rPr>
-                <w:rFonts w:ascii="FangSong_GB2312" w:hAnsi="FangSong_GB2312" w:eastAsia="FangSong_GB2312" w:cs="FangSong_GB2312"/>
+                <w:rFonts w:ascii="Songti SC" w:hAnsi="Songti SC" w:eastAsia="Songti SC" w:cs="Songti SC"/>
                 <w:b w:val="0"/>
                 <w:sz w:val="18"/>
               </w:rPr>
@@ -4703,7 +4915,7 @@
             <w:r/>
             <w:r>
               <w:rPr>
-                <w:rFonts w:ascii="FangSong_GB2312" w:hAnsi="FangSong_GB2312" w:eastAsia="FangSong_GB2312" w:cs="FangSong_GB2312"/>
+                <w:rFonts w:ascii="Songti SC" w:hAnsi="Songti SC" w:eastAsia="Songti SC" w:cs="Songti SC"/>
                 <w:b w:val="0"/>
                 <w:sz w:val="18"/>
               </w:rPr>
@@ -4729,7 +4941,7 @@
             <w:r/>
             <w:r>
               <w:rPr>
-                <w:rFonts w:ascii="FangSong_GB2312" w:hAnsi="FangSong_GB2312" w:eastAsia="FangSong_GB2312" w:cs="FangSong_GB2312"/>
+                <w:rFonts w:ascii="Songti SC" w:hAnsi="Songti SC" w:eastAsia="Songti SC" w:cs="Songti SC"/>
                 <w:b w:val="0"/>
                 <w:sz w:val="18"/>
               </w:rPr>
@@ -4757,7 +4969,7 @@
             <w:r/>
             <w:r>
               <w:rPr>
-                <w:rFonts w:ascii="FangSong_GB2312" w:hAnsi="FangSong_GB2312" w:eastAsia="FangSong_GB2312" w:cs="FangSong_GB2312"/>
+                <w:rFonts w:ascii="Songti SC" w:hAnsi="Songti SC" w:eastAsia="Songti SC" w:cs="Songti SC"/>
                 <w:b w:val="0"/>
                 <w:sz w:val="18"/>
               </w:rPr>
@@ -4783,7 +4995,7 @@
             <w:r/>
             <w:r>
               <w:rPr>
-                <w:rFonts w:ascii="FangSong_GB2312" w:hAnsi="FangSong_GB2312" w:eastAsia="FangSong_GB2312" w:cs="FangSong_GB2312"/>
+                <w:rFonts w:ascii="Songti SC" w:hAnsi="Songti SC" w:eastAsia="Songti SC" w:cs="Songti SC"/>
                 <w:b w:val="0"/>
                 <w:sz w:val="18"/>
               </w:rPr>
@@ -4812,7 +5024,7 @@
       </w:pPr>
       <w:r>
         <w:rPr>
-          <w:rFonts w:ascii="FangSong_GB2312" w:hAnsi="FangSong_GB2312" w:eastAsia="FangSong_GB2312" w:cs="FangSong_GB2312"/>
+          <w:rFonts w:ascii="Songti SC" w:hAnsi="Songti SC" w:eastAsia="Songti SC" w:cs="Songti SC"/>
           <w:b w:val="0"/>
           <w:sz w:val="22"/>
         </w:rPr>
@@ -4833,7 +5045,7 @@
       </w:pPr>
       <w:r>
         <w:rPr>
-          <w:rFonts w:ascii="FangSong_GB2312" w:hAnsi="FangSong_GB2312" w:eastAsia="FangSong_GB2312" w:cs="FangSong_GB2312"/>
+          <w:rFonts w:ascii="Songti SC" w:hAnsi="Songti SC" w:eastAsia="Songti SC" w:cs="Songti SC"/>
           <w:b w:val="0"/>
           <w:sz w:val="22"/>
         </w:rPr>
@@ -4850,7 +5062,7 @@
       </w:r>
       <w:r>
         <w:rPr>
-          <w:rFonts w:ascii="FangSong_GB2312" w:hAnsi="FangSong_GB2312" w:eastAsia="FangSong_GB2312" w:cs="FangSong_GB2312"/>
+          <w:rFonts w:ascii="Songti SC" w:hAnsi="Songti SC" w:eastAsia="Songti SC" w:cs="Songti SC"/>
           <w:b w:val="0"/>
           <w:sz w:val="22"/>
         </w:rPr>
@@ -4867,7 +5079,7 @@
       </w:r>
       <w:r>
         <w:rPr>
-          <w:rFonts w:ascii="FangSong_GB2312" w:hAnsi="FangSong_GB2312" w:eastAsia="FangSong_GB2312" w:cs="FangSong_GB2312"/>
+          <w:rFonts w:ascii="Songti SC" w:hAnsi="Songti SC" w:eastAsia="Songti SC" w:cs="Songti SC"/>
           <w:b w:val="0"/>
           <w:sz w:val="22"/>
         </w:rPr>
@@ -4884,7 +5096,7 @@
       </w:r>
       <w:r>
         <w:rPr>
-          <w:rFonts w:ascii="FangSong_GB2312" w:hAnsi="FangSong_GB2312" w:eastAsia="FangSong_GB2312" w:cs="FangSong_GB2312"/>
+          <w:rFonts w:ascii="Songti SC" w:hAnsi="Songti SC" w:eastAsia="Songti SC" w:cs="Songti SC"/>
           <w:b w:val="0"/>
           <w:sz w:val="22"/>
         </w:rPr>
@@ -4901,7 +5113,7 @@
       </w:r>
       <w:r>
         <w:rPr>
-          <w:rFonts w:ascii="FangSong_GB2312" w:hAnsi="FangSong_GB2312" w:eastAsia="FangSong_GB2312" w:cs="FangSong_GB2312"/>
+          <w:rFonts w:ascii="Songti SC" w:hAnsi="Songti SC" w:eastAsia="Songti SC" w:cs="Songti SC"/>
           <w:b w:val="0"/>
           <w:sz w:val="22"/>
         </w:rPr>
@@ -4918,7 +5130,7 @@
       </w:r>
       <w:r>
         <w:rPr>
-          <w:rFonts w:ascii="FangSong_GB2312" w:hAnsi="FangSong_GB2312" w:eastAsia="FangSong_GB2312" w:cs="FangSong_GB2312"/>
+          <w:rFonts w:ascii="Songti SC" w:hAnsi="Songti SC" w:eastAsia="Songti SC" w:cs="Songti SC"/>
           <w:b w:val="0"/>
           <w:sz w:val="22"/>
         </w:rPr>
@@ -4939,7 +5151,7 @@
       </w:pPr>
       <w:r>
         <w:rPr>
-          <w:rFonts w:ascii="FangSong_GB2312" w:hAnsi="FangSong_GB2312" w:eastAsia="FangSong_GB2312" w:cs="FangSong_GB2312"/>
+          <w:rFonts w:ascii="Songti SC" w:hAnsi="Songti SC" w:eastAsia="Songti SC" w:cs="Songti SC"/>
           <w:b w:val="0"/>
           <w:sz w:val="22"/>
         </w:rPr>
@@ -4989,7 +5201,7 @@
             <w:r/>
             <w:r>
               <w:rPr>
-                <w:rFonts w:ascii="FangSong_GB2312" w:hAnsi="FangSong_GB2312" w:eastAsia="FangSong_GB2312" w:cs="FangSong_GB2312"/>
+                <w:rFonts w:ascii="Songti SC" w:hAnsi="Songti SC" w:eastAsia="Songti SC" w:cs="Songti SC"/>
                 <w:b/>
                 <w:sz w:val="18"/>
               </w:rPr>
@@ -5016,7 +5228,7 @@
             <w:r/>
             <w:r>
               <w:rPr>
-                <w:rFonts w:ascii="FangSong_GB2312" w:hAnsi="FangSong_GB2312" w:eastAsia="FangSong_GB2312" w:cs="FangSong_GB2312"/>
+                <w:rFonts w:ascii="Songti SC" w:hAnsi="Songti SC" w:eastAsia="Songti SC" w:cs="Songti SC"/>
                 <w:b/>
                 <w:sz w:val="18"/>
               </w:rPr>
@@ -5044,7 +5256,7 @@
             <w:r/>
             <w:r>
               <w:rPr>
-                <w:rFonts w:ascii="FangSong_GB2312" w:hAnsi="FangSong_GB2312" w:eastAsia="FangSong_GB2312" w:cs="FangSong_GB2312"/>
+                <w:rFonts w:ascii="Songti SC" w:hAnsi="Songti SC" w:eastAsia="Songti SC" w:cs="Songti SC"/>
                 <w:b w:val="0"/>
                 <w:sz w:val="18"/>
               </w:rPr>
@@ -5070,7 +5282,7 @@
             <w:r/>
             <w:r>
               <w:rPr>
-                <w:rFonts w:ascii="FangSong_GB2312" w:hAnsi="FangSong_GB2312" w:eastAsia="FangSong_GB2312" w:cs="FangSong_GB2312"/>
+                <w:rFonts w:ascii="Songti SC" w:hAnsi="Songti SC" w:eastAsia="Songti SC" w:cs="Songti SC"/>
                 <w:b w:val="0"/>
                 <w:sz w:val="18"/>
               </w:rPr>
@@ -5087,7 +5299,7 @@
             </w:r>
             <w:r>
               <w:rPr>
-                <w:rFonts w:ascii="FangSong_GB2312" w:hAnsi="FangSong_GB2312" w:eastAsia="FangSong_GB2312" w:cs="FangSong_GB2312"/>
+                <w:rFonts w:ascii="Songti SC" w:hAnsi="Songti SC" w:eastAsia="Songti SC" w:cs="Songti SC"/>
                 <w:b w:val="0"/>
                 <w:sz w:val="18"/>
               </w:rPr>
@@ -5115,7 +5327,7 @@
             <w:r/>
             <w:r>
               <w:rPr>
-                <w:rFonts w:ascii="FangSong_GB2312" w:hAnsi="FangSong_GB2312" w:eastAsia="FangSong_GB2312" w:cs="FangSong_GB2312"/>
+                <w:rFonts w:ascii="Songti SC" w:hAnsi="Songti SC" w:eastAsia="Songti SC" w:cs="Songti SC"/>
                 <w:b w:val="0"/>
                 <w:sz w:val="18"/>
               </w:rPr>
@@ -5141,7 +5353,7 @@
             <w:r/>
             <w:r>
               <w:rPr>
-                <w:rFonts w:ascii="FangSong_GB2312" w:hAnsi="FangSong_GB2312" w:eastAsia="FangSong_GB2312" w:cs="FangSong_GB2312"/>
+                <w:rFonts w:ascii="Songti SC" w:hAnsi="Songti SC" w:eastAsia="Songti SC" w:cs="Songti SC"/>
                 <w:b w:val="0"/>
                 <w:sz w:val="18"/>
               </w:rPr>
@@ -5158,7 +5370,7 @@
             </w:r>
             <w:r>
               <w:rPr>
-                <w:rFonts w:ascii="FangSong_GB2312" w:hAnsi="FangSong_GB2312" w:eastAsia="FangSong_GB2312" w:cs="FangSong_GB2312"/>
+                <w:rFonts w:ascii="Songti SC" w:hAnsi="Songti SC" w:eastAsia="Songti SC" w:cs="Songti SC"/>
                 <w:b w:val="0"/>
                 <w:sz w:val="18"/>
               </w:rPr>
@@ -5175,7 +5387,7 @@
             </w:r>
             <w:r>
               <w:rPr>
-                <w:rFonts w:ascii="FangSong_GB2312" w:hAnsi="FangSong_GB2312" w:eastAsia="FangSong_GB2312" w:cs="FangSong_GB2312"/>
+                <w:rFonts w:ascii="Songti SC" w:hAnsi="Songti SC" w:eastAsia="Songti SC" w:cs="Songti SC"/>
                 <w:b w:val="0"/>
                 <w:sz w:val="18"/>
               </w:rPr>
@@ -5203,7 +5415,7 @@
             <w:r/>
             <w:r>
               <w:rPr>
-                <w:rFonts w:ascii="FangSong_GB2312" w:hAnsi="FangSong_GB2312" w:eastAsia="FangSong_GB2312" w:cs="FangSong_GB2312"/>
+                <w:rFonts w:ascii="Songti SC" w:hAnsi="Songti SC" w:eastAsia="Songti SC" w:cs="Songti SC"/>
                 <w:b w:val="0"/>
                 <w:sz w:val="18"/>
               </w:rPr>
@@ -5229,7 +5441,7 @@
             <w:r/>
             <w:r>
               <w:rPr>
-                <w:rFonts w:ascii="FangSong_GB2312" w:hAnsi="FangSong_GB2312" w:eastAsia="FangSong_GB2312" w:cs="FangSong_GB2312"/>
+                <w:rFonts w:ascii="Songti SC" w:hAnsi="Songti SC" w:eastAsia="Songti SC" w:cs="Songti SC"/>
                 <w:b w:val="0"/>
                 <w:sz w:val="18"/>
               </w:rPr>
@@ -5287,7 +5499,7 @@
             <w:r/>
             <w:r>
               <w:rPr>
-                <w:rFonts w:ascii="FangSong_GB2312" w:hAnsi="FangSong_GB2312" w:eastAsia="FangSong_GB2312" w:cs="FangSong_GB2312"/>
+                <w:rFonts w:ascii="Songti SC" w:hAnsi="Songti SC" w:eastAsia="Songti SC" w:cs="Songti SC"/>
                 <w:b/>
                 <w:sz w:val="18"/>
               </w:rPr>
@@ -5314,7 +5526,7 @@
             <w:r/>
             <w:r>
               <w:rPr>
-                <w:rFonts w:ascii="FangSong_GB2312" w:hAnsi="FangSong_GB2312" w:eastAsia="FangSong_GB2312" w:cs="FangSong_GB2312"/>
+                <w:rFonts w:ascii="Songti SC" w:hAnsi="Songti SC" w:eastAsia="Songti SC" w:cs="Songti SC"/>
                 <w:b/>
                 <w:sz w:val="18"/>
               </w:rPr>
@@ -5342,7 +5554,7 @@
             <w:r/>
             <w:r>
               <w:rPr>
-                <w:rFonts w:ascii="FangSong_GB2312" w:hAnsi="FangSong_GB2312" w:eastAsia="FangSong_GB2312" w:cs="FangSong_GB2312"/>
+                <w:rFonts w:ascii="Songti SC" w:hAnsi="Songti SC" w:eastAsia="Songti SC" w:cs="Songti SC"/>
                 <w:b w:val="0"/>
                 <w:sz w:val="18"/>
               </w:rPr>
@@ -5368,11 +5580,11 @@
             <w:r/>
             <w:r>
               <w:rPr>
-                <w:rFonts w:ascii="FangSong_GB2312" w:hAnsi="FangSong_GB2312" w:eastAsia="FangSong_GB2312" w:cs="FangSong_GB2312"/>
+                <w:rFonts w:ascii="Songti SC" w:hAnsi="Songti SC" w:eastAsia="Songti SC" w:cs="Songti SC"/>
                 <w:b w:val="0"/>
                 <w:sz w:val="18"/>
               </w:rPr>
-              <w:t>纯 RTL，不使用厂商 IP、BRAM、DSP、MMCM/PLL。</w:t>
+              <w:t>通用核为纯 RTL，不使用厂商 IP、BRAM 或 DSP；VC709 板级包装允许显式例化 IBUFDS、MMCME2_BASE 和 BUFG 进行 200→100 MHz 时钟适配。</w:t>
             </w:r>
           </w:p>
         </w:tc>
@@ -5396,7 +5608,7 @@
             <w:r/>
             <w:r>
               <w:rPr>
-                <w:rFonts w:ascii="FangSong_GB2312" w:hAnsi="FangSong_GB2312" w:eastAsia="FangSong_GB2312" w:cs="FangSong_GB2312"/>
+                <w:rFonts w:ascii="Songti SC" w:hAnsi="Songti SC" w:eastAsia="Songti SC" w:cs="Songti SC"/>
                 <w:b w:val="0"/>
                 <w:sz w:val="18"/>
               </w:rPr>
@@ -5422,7 +5634,7 @@
             <w:r/>
             <w:r>
               <w:rPr>
-                <w:rFonts w:ascii="FangSong_GB2312" w:hAnsi="FangSong_GB2312" w:eastAsia="FangSong_GB2312" w:cs="FangSong_GB2312"/>
+                <w:rFonts w:ascii="Songti SC" w:hAnsi="Songti SC" w:eastAsia="Songti SC" w:cs="Songti SC"/>
                 <w:b w:val="0"/>
                 <w:sz w:val="18"/>
               </w:rPr>
@@ -5450,7 +5662,7 @@
             <w:r/>
             <w:r>
               <w:rPr>
-                <w:rFonts w:ascii="FangSong_GB2312" w:hAnsi="FangSong_GB2312" w:eastAsia="FangSong_GB2312" w:cs="FangSong_GB2312"/>
+                <w:rFonts w:ascii="Songti SC" w:hAnsi="Songti SC" w:eastAsia="Songti SC" w:cs="Songti SC"/>
                 <w:b w:val="0"/>
                 <w:sz w:val="18"/>
               </w:rPr>
@@ -5476,7 +5688,7 @@
             <w:r/>
             <w:r>
               <w:rPr>
-                <w:rFonts w:ascii="FangSong_GB2312" w:hAnsi="FangSong_GB2312" w:eastAsia="FangSong_GB2312" w:cs="FangSong_GB2312"/>
+                <w:rFonts w:ascii="Songti SC" w:hAnsi="Songti SC" w:eastAsia="Songti SC" w:cs="Songti SC"/>
                 <w:b w:val="0"/>
                 <w:sz w:val="18"/>
               </w:rPr>
@@ -5497,11 +5709,11 @@
       </w:pPr>
       <w:r>
         <w:rPr>
-          <w:rFonts w:ascii="FangSong_GB2312" w:hAnsi="FangSong_GB2312" w:eastAsia="FangSong_GB2312" w:cs="FangSong_GB2312"/>
+          <w:rFonts w:ascii="Songti SC" w:hAnsi="Songti SC" w:eastAsia="Songti SC" w:cs="Songti SC"/>
           <w:b w:val="0"/>
           <w:sz w:val="22"/>
         </w:rPr>
-        <w:t xml:space="preserve">管脚、Bank 电压、IOSTANDARD、配置电压和 I/O delay 未决；正式 </w:t>
+        <w:t xml:space="preserve">候选 </w:t>
       </w:r>
       <w:r>
         <w:rPr>
@@ -5514,11 +5726,11 @@
       </w:r>
       <w:r>
         <w:rPr>
-          <w:rFonts w:ascii="FangSong_GB2312" w:hAnsi="FangSong_GB2312" w:eastAsia="FangSong_GB2312" w:cs="FangSong_GB2312"/>
+          <w:rFonts w:ascii="Songti SC" w:hAnsi="Songti SC" w:eastAsia="Songti SC" w:cs="Songti SC"/>
           <w:b w:val="0"/>
           <w:sz w:val="22"/>
         </w:rPr>
-        <w:t xml:space="preserve"> 不降低 NSTD-1/UCIO-1，探索 XDC 不得进入门禁或发布。</w:t>
+        <w:t xml:space="preserve"> 已依据 UG887 v1.6 并用已入库 XTP213/Master XDC 交叉核对：SYSCLK H19/G18、DIFF_SSTL15；CPU_RESET AV40、LVCMOS18；UART TX/RX AU36/AU33、LVCMOS18；CFGBVS=GND、CONFIG_VOLTAGE=1.8。异步 UART 不编造同步 I/O delay。修订后约束已通过 Mac→66 直连完成预码流实现/DRC/STA 重跑；结果仍是 exploratory，探索 XDC 不得进入门禁或发布。</w:t>
       </w:r>
     </w:p>
     <w:p>
@@ -5535,7 +5747,7 @@
       </w:pPr>
       <w:r>
         <w:rPr>
-          <w:rFonts w:ascii="FangSong_GB2312" w:hAnsi="FangSong_GB2312" w:eastAsia="FangSong_GB2312" w:cs="FangSong_GB2312"/>
+          <w:rFonts w:ascii="Songti SC" w:hAnsi="Songti SC" w:eastAsia="Songti SC" w:cs="Songti SC"/>
           <w:b w:val="0"/>
           <w:sz w:val="22"/>
         </w:rPr>
@@ -5564,7 +5776,7 @@
       </w:pPr>
       <w:r>
         <w:rPr>
-          <w:rFonts w:ascii="FangSong_GB2312" w:hAnsi="FangSong_GB2312" w:eastAsia="FangSong_GB2312" w:cs="FangSong_GB2312"/>
+          <w:rFonts w:ascii="Songti SC" w:hAnsi="Songti SC" w:eastAsia="Songti SC" w:cs="Songti SC"/>
           <w:b w:val="0"/>
           <w:sz w:val="22"/>
         </w:rPr>
@@ -5585,7 +5797,7 @@
       </w:pPr>
       <w:r>
         <w:rPr>
-          <w:rFonts w:ascii="FangSong_GB2312" w:hAnsi="FangSong_GB2312" w:eastAsia="FangSong_GB2312" w:cs="FangSong_GB2312"/>
+          <w:rFonts w:ascii="Songti SC" w:hAnsi="Songti SC" w:eastAsia="Songti SC" w:cs="Songti SC"/>
           <w:b w:val="0"/>
           <w:sz w:val="22"/>
         </w:rPr>
@@ -5606,7 +5818,7 @@
       </w:pPr>
       <w:r>
         <w:rPr>
-          <w:rFonts w:ascii="FangSong_GB2312" w:hAnsi="FangSong_GB2312" w:eastAsia="FangSong_GB2312" w:cs="FangSong_GB2312"/>
+          <w:rFonts w:ascii="Songti SC" w:hAnsi="Songti SC" w:eastAsia="Songti SC" w:cs="Songti SC"/>
           <w:b w:val="0"/>
           <w:sz w:val="22"/>
         </w:rPr>
@@ -5627,7 +5839,7 @@
       </w:pPr>
       <w:r>
         <w:rPr>
-          <w:rFonts w:ascii="FangSong_GB2312" w:hAnsi="FangSong_GB2312" w:eastAsia="FangSong_GB2312" w:cs="FangSong_GB2312"/>
+          <w:rFonts w:ascii="Songti SC" w:hAnsi="Songti SC" w:eastAsia="Songti SC" w:cs="Songti SC"/>
           <w:b w:val="0"/>
           <w:sz w:val="22"/>
         </w:rPr>
@@ -5648,7 +5860,7 @@
       </w:pPr>
       <w:r>
         <w:rPr>
-          <w:rFonts w:ascii="FangSong_GB2312" w:hAnsi="FangSong_GB2312" w:eastAsia="FangSong_GB2312" w:cs="FangSong_GB2312"/>
+          <w:rFonts w:ascii="Songti SC" w:hAnsi="Songti SC" w:eastAsia="Songti SC" w:cs="Songti SC"/>
           <w:b w:val="0"/>
           <w:sz w:val="22"/>
         </w:rPr>
@@ -5698,7 +5910,7 @@
             <w:r/>
             <w:r>
               <w:rPr>
-                <w:rFonts w:ascii="FangSong_GB2312" w:hAnsi="FangSong_GB2312" w:eastAsia="FangSong_GB2312" w:cs="FangSong_GB2312"/>
+                <w:rFonts w:ascii="Songti SC" w:hAnsi="Songti SC" w:eastAsia="Songti SC" w:cs="Songti SC"/>
                 <w:b/>
                 <w:sz w:val="18"/>
               </w:rPr>
@@ -5725,7 +5937,7 @@
             <w:r/>
             <w:r>
               <w:rPr>
-                <w:rFonts w:ascii="FangSong_GB2312" w:hAnsi="FangSong_GB2312" w:eastAsia="FangSong_GB2312" w:cs="FangSong_GB2312"/>
+                <w:rFonts w:ascii="Songti SC" w:hAnsi="Songti SC" w:eastAsia="Songti SC" w:cs="Songti SC"/>
                 <w:b/>
                 <w:sz w:val="18"/>
               </w:rPr>
@@ -5753,7 +5965,7 @@
             <w:r/>
             <w:r>
               <w:rPr>
-                <w:rFonts w:ascii="FangSong_GB2312" w:hAnsi="FangSong_GB2312" w:eastAsia="FangSong_GB2312" w:cs="FangSong_GB2312"/>
+                <w:rFonts w:ascii="Songti SC" w:hAnsi="Songti SC" w:eastAsia="Songti SC" w:cs="Songti SC"/>
                 <w:b w:val="0"/>
                 <w:sz w:val="18"/>
               </w:rPr>
@@ -5779,7 +5991,7 @@
             <w:r/>
             <w:r>
               <w:rPr>
-                <w:rFonts w:ascii="FangSong_GB2312" w:hAnsi="FangSong_GB2312" w:eastAsia="FangSong_GB2312" w:cs="FangSong_GB2312"/>
+                <w:rFonts w:ascii="Songti SC" w:hAnsi="Songti SC" w:eastAsia="Songti SC" w:cs="Songti SC"/>
                 <w:b w:val="0"/>
                 <w:sz w:val="18"/>
               </w:rPr>
@@ -5807,7 +6019,7 @@
             <w:r/>
             <w:r>
               <w:rPr>
-                <w:rFonts w:ascii="FangSong_GB2312" w:hAnsi="FangSong_GB2312" w:eastAsia="FangSong_GB2312" w:cs="FangSong_GB2312"/>
+                <w:rFonts w:ascii="Songti SC" w:hAnsi="Songti SC" w:eastAsia="Songti SC" w:cs="Songti SC"/>
                 <w:b w:val="0"/>
                 <w:sz w:val="18"/>
               </w:rPr>
@@ -5833,7 +6045,7 @@
             <w:r/>
             <w:r>
               <w:rPr>
-                <w:rFonts w:ascii="FangSong_GB2312" w:hAnsi="FangSong_GB2312" w:eastAsia="FangSong_GB2312" w:cs="FangSong_GB2312"/>
+                <w:rFonts w:ascii="Songti SC" w:hAnsi="Songti SC" w:eastAsia="Songti SC" w:cs="Songti SC"/>
                 <w:b w:val="0"/>
                 <w:sz w:val="18"/>
               </w:rPr>
@@ -5854,7 +6066,7 @@
       </w:pPr>
       <w:r>
         <w:rPr>
-          <w:rFonts w:ascii="FangSong_GB2312" w:hAnsi="FangSong_GB2312" w:eastAsia="FangSong_GB2312" w:cs="FangSong_GB2312"/>
+          <w:rFonts w:ascii="Songti SC" w:hAnsi="Songti SC" w:eastAsia="Songti SC" w:cs="Songti SC"/>
           <w:b w:val="0"/>
           <w:sz w:val="22"/>
         </w:rPr>
@@ -5875,7 +6087,7 @@
       </w:pPr>
       <w:r>
         <w:rPr>
-          <w:rFonts w:ascii="FangSong_GB2312" w:hAnsi="FangSong_GB2312" w:eastAsia="FangSong_GB2312" w:cs="FangSong_GB2312"/>
+          <w:rFonts w:ascii="Songti SC" w:hAnsi="Songti SC" w:eastAsia="Songti SC" w:cs="Songti SC"/>
           <w:b w:val="0"/>
           <w:sz w:val="22"/>
         </w:rPr>
@@ -5896,11 +6108,28 @@
       </w:pPr>
       <w:r>
         <w:rPr>
-          <w:rFonts w:ascii="FangSong_GB2312" w:hAnsi="FangSong_GB2312" w:eastAsia="FangSong_GB2312" w:cs="FangSong_GB2312"/>
+          <w:rFonts w:ascii="Songti SC" w:hAnsi="Songti SC" w:eastAsia="Songti SC" w:cs="Songti SC"/>
           <w:b w:val="0"/>
           <w:sz w:val="22"/>
         </w:rPr>
-        <w:t>开放问题：UART-OQ-001 为精确板卡制造商/型号/修订、原理图、官方管脚/Master XDC、USB-UART、晶振/复位、Bank VCCO/IOSTANDARD 及仪器事实缺失；UART-OQ-002 为系统危害分析对当前“低关键性+中等保证”的复核；UART-OQ-003 为所选 690T part 在真实 Vivado Connector 中的精确安装查询；UART-OQ-004 为 GJB 10158、GJB/Z 192 的项目适用性。标准参考集仍需授权角色确认来源、受控状态、项目适用性和裁剪决定。</w:t>
+        <w:t>开放问题：UART-OQ-001 的 XTP213 原理图/Master XDC 归档交叉核对已技术关闭，但实物板卡修订和仪器事实仍开放；UART-OQ-002 为系统危害分析对当前“低关键性+中等保证”的复核；UART-OQ-003 已技术关闭——</w:t>
+      </w:r>
+      <w:r>
+        <w:rPr>
+          <w:rFonts w:ascii="Courier New" w:hAnsi="Courier New" w:eastAsia="Courier New" w:cs="Courier New"/>
+          <w:b w:val="0"/>
+          <w:color w:val="1F3A5F"/>
+          <w:sz w:val="21"/>
+        </w:rPr>
+        <w:t>xc7vx690tffg1761-2</w:t>
+      </w:r>
+      <w:r>
+        <w:rPr>
+          <w:rFonts w:ascii="Songti SC" w:hAnsi="Songti SC" w:eastAsia="Songti SC" w:cs="Songti SC"/>
+          <w:b w:val="0"/>
+          <w:sz w:val="22"/>
+        </w:rPr>
+        <w:t xml:space="preserve"> 在真实 Vivado Connector 中完成精确查询和预码流实现；UART-OQ-004 为 GJB 10158、GJB/Z 192 的项目适用性。标准参考集仍需授权角色确认来源、受控状态、项目适用性和裁剪决定。</w:t>
       </w:r>
     </w:p>
     <w:sectPr>
@@ -5924,7 +6153,7 @@
     </w:pPr>
     <w:r>
       <w:rPr>
-        <w:rFonts w:ascii="FangSong_GB2312" w:hAnsi="FangSong_GB2312" w:eastAsia="FangSong_GB2312" w:cs="FangSong_GB2312"/>
+        <w:rFonts w:ascii="Songti SC" w:hAnsi="Songti SC" w:eastAsia="Songti SC" w:cs="Songti SC"/>
         <w:color w:val="666666"/>
         <w:sz w:val="18"/>
       </w:rPr>
@@ -5935,7 +6164,7 @@
     </w:r>
     <w:r>
       <w:rPr>
-        <w:rFonts w:ascii="FangSong_GB2312" w:hAnsi="FangSong_GB2312" w:eastAsia="FangSong_GB2312" w:cs="FangSong_GB2312"/>
+        <w:rFonts w:ascii="Songti SC" w:hAnsi="Songti SC" w:eastAsia="Songti SC" w:cs="Songti SC"/>
         <w:color w:val="666666"/>
         <w:sz w:val="18"/>
       </w:rPr>
@@ -5954,7 +6183,7 @@
     </w:pPr>
     <w:r>
       <w:rPr>
-        <w:rFonts w:ascii="FangSong_GB2312" w:hAnsi="FangSong_GB2312" w:eastAsia="FangSong_GB2312" w:cs="FangSong_GB2312"/>
+        <w:rFonts w:ascii="Songti SC" w:hAnsi="Songti SC" w:eastAsia="Songti SC" w:cs="Songti SC"/>
         <w:color w:val="666666"/>
         <w:sz w:val="17"/>
       </w:rPr>
@@ -6369,7 +6598,7 @@
       <w:spacing w:before="0" w:after="120" w:line="300" w:lineRule="auto"/>
     </w:pPr>
     <w:rPr>
-      <w:rFonts w:ascii="FangSong_GB2312" w:hAnsi="FangSong_GB2312" w:eastAsia="FangSong_GB2312" w:cs="FangSong_GB2312"/>
+      <w:rFonts w:ascii="Songti SC" w:hAnsi="Songti SC" w:eastAsia="Songti SC" w:cs="Songti SC"/>
       <w:sz w:val="22"/>
     </w:rPr>
   </w:style>
@@ -6432,7 +6661,7 @@
       <w:outlineLvl w:val="0"/>
     </w:pPr>
     <w:rPr>
-      <w:rFonts w:asciiTheme="majorHAnsi" w:eastAsiaTheme="majorEastAsia" w:hAnsiTheme="majorHAnsi" w:cstheme="majorBidi" w:ascii="FangSong_GB2312" w:hAnsi="FangSong_GB2312" w:eastAsia="FangSong_GB2312" w:cs="FangSong_GB2312"/>
+      <w:rFonts w:asciiTheme="majorHAnsi" w:eastAsiaTheme="majorEastAsia" w:hAnsiTheme="majorHAnsi" w:cstheme="majorBidi" w:ascii="Songti SC" w:hAnsi="Songti SC" w:eastAsia="Songti SC" w:cs="Songti SC"/>
       <w:b/>
       <w:bCs/>
       <w:color w:val="2E74B5"/>
@@ -6456,7 +6685,7 @@
       <w:outlineLvl w:val="1"/>
     </w:pPr>
     <w:rPr>
-      <w:rFonts w:asciiTheme="majorHAnsi" w:eastAsiaTheme="majorEastAsia" w:hAnsiTheme="majorHAnsi" w:cstheme="majorBidi" w:ascii="FangSong_GB2312" w:hAnsi="FangSong_GB2312" w:eastAsia="FangSong_GB2312" w:cs="FangSong_GB2312"/>
+      <w:rFonts w:asciiTheme="majorHAnsi" w:eastAsiaTheme="majorEastAsia" w:hAnsiTheme="majorHAnsi" w:cstheme="majorBidi" w:ascii="Songti SC" w:hAnsi="Songti SC" w:eastAsia="Songti SC" w:cs="Songti SC"/>
       <w:b/>
       <w:bCs/>
       <w:color w:val="2E74B5"/>
@@ -6480,7 +6709,7 @@
       <w:outlineLvl w:val="2"/>
     </w:pPr>
     <w:rPr>
-      <w:rFonts w:asciiTheme="majorHAnsi" w:eastAsiaTheme="majorEastAsia" w:hAnsiTheme="majorHAnsi" w:cstheme="majorBidi" w:ascii="FangSong_GB2312" w:hAnsi="FangSong_GB2312" w:eastAsia="FangSong_GB2312" w:cs="FangSong_GB2312"/>
+      <w:rFonts w:asciiTheme="majorHAnsi" w:eastAsiaTheme="majorEastAsia" w:hAnsiTheme="majorHAnsi" w:cstheme="majorBidi" w:ascii="Songti SC" w:hAnsi="Songti SC" w:eastAsia="Songti SC" w:cs="Songti SC"/>
       <w:b/>
       <w:bCs/>
       <w:color w:val="1F4D78"/>
@@ -6724,7 +6953,7 @@
       <w:jc w:val="center"/>
     </w:pPr>
     <w:rPr>
-      <w:rFonts w:asciiTheme="majorHAnsi" w:eastAsiaTheme="majorEastAsia" w:hAnsiTheme="majorHAnsi" w:cstheme="majorBidi" w:ascii="FangSong_GB2312" w:hAnsi="FangSong_GB2312" w:eastAsia="FangSong_GB2312" w:cs="FangSong_GB2312"/>
+      <w:rFonts w:asciiTheme="majorHAnsi" w:eastAsiaTheme="majorEastAsia" w:hAnsiTheme="majorHAnsi" w:cstheme="majorBidi" w:ascii="Songti SC" w:hAnsi="Songti SC" w:eastAsia="Songti SC" w:cs="Songti SC"/>
       <w:b w:val="0"/>
       <w:color w:val="000000"/>
       <w:spacing w:val="5"/>
@@ -6908,7 +7137,7 @@
       <w:contextualSpacing/>
     </w:pPr>
     <w:rPr>
-      <w:rFonts w:ascii="FangSong_GB2312" w:hAnsi="FangSong_GB2312" w:eastAsia="FangSong_GB2312" w:cs="FangSong_GB2312"/>
+      <w:rFonts w:ascii="Songti SC" w:hAnsi="Songti SC" w:eastAsia="Songti SC" w:cs="Songti SC"/>
       <w:sz w:val="22"/>
     </w:rPr>
   </w:style>
@@ -6953,7 +7182,7 @@
       <w:contextualSpacing/>
     </w:pPr>
     <w:rPr>
-      <w:rFonts w:ascii="FangSong_GB2312" w:hAnsi="FangSong_GB2312" w:eastAsia="FangSong_GB2312" w:cs="FangSong_GB2312"/>
+      <w:rFonts w:ascii="Songti SC" w:hAnsi="Songti SC" w:eastAsia="Songti SC" w:cs="Songti SC"/>
       <w:sz w:val="22"/>
     </w:rPr>
   </w:style>
